--- a/docs/demo/AUDIT_REPORT.docx
+++ b/docs/demo/AUDIT_REPORT.docx
@@ -246,7 +246,7 @@
                 <w:i w:val="0"/>
                 <w:sz w:val="18"/>
               </w:rPr>
-              <w:t xml:space="preserve"> · 88.8 s · 1920x1080 · 30 fps · silent</w:t>
+              <w:t xml:space="preserve"> · 91.4 s · 1920x1080 · 30 fps · silent</w:t>
             </w:r>
           </w:p>
         </w:tc>
@@ -288,7 +288,7 @@
                 <w:i w:val="0"/>
                 <w:sz w:val="18"/>
               </w:rPr>
-              <w:t>2026-10-14 14:18</w:t>
+              <w:t>2026-10-14 18:43</w:t>
             </w:r>
           </w:p>
         </w:tc>
@@ -328,7 +328,7 @@
                 <w:i w:val="0"/>
                 <w:sz w:val="18"/>
               </w:rPr>
-              <w:t>64 pass · 0 fail · 3 manual (of 67 figures)</w:t>
+              <w:t>70 pass · 0 fail · 3 manual (of 73 figures)</w:t>
             </w:r>
           </w:p>
         </w:tc>
@@ -1743,7 +1743,7 @@
                 <w:i w:val="0"/>
                 <w:sz w:val="14"/>
               </w:rPr>
-              <w:t>156 weeks</w:t>
+              <w:t>156 weeks of sales history</w:t>
             </w:r>
           </w:p>
         </w:tc>
@@ -1921,7 +1921,7 @@
                 <w:i w:val="0"/>
                 <w:sz w:val="14"/>
               </w:rPr>
-              <w:t>02, 05</w:t>
+              <w:t>05</w:t>
             </w:r>
           </w:p>
         </w:tc>
@@ -2063,7 +2063,7 @@
                 <w:i w:val="0"/>
                 <w:sz w:val="14"/>
               </w:rPr>
-              <w:t>0–60% off</w:t>
+              <w:t>discounts 0–60% / 0–60%, never rises</w:t>
             </w:r>
           </w:p>
         </w:tc>
@@ -2221,7 +2221,7 @@
                 <w:i w:val="0"/>
                 <w:sz w:val="14"/>
               </w:rPr>
-              <w:t>4-week events</w:t>
+              <w:t>over 4 weeks / 4-week markdown path</w:t>
             </w:r>
           </w:p>
         </w:tc>
@@ -2383,7 +2383,7 @@
                 <w:i w:val="0"/>
                 <w:sz w:val="14"/>
               </w:rPr>
-              <w:t>leftovers go for 30% of cost</w:t>
+              <w:t>leftovers sell at 30% of cost</w:t>
             </w:r>
           </w:p>
         </w:tc>
@@ -2861,7 +2861,7 @@
                 <w:i w:val="0"/>
                 <w:sz w:val="14"/>
               </w:rPr>
-              <w:t>score all 210 / 210 of them / 210 paths/SKU-event / scored 210 / 210</w:t>
+              <w:t>score all 210 / 210 of them / 210 paths per SKU / scored 210 / 210 / best margin of 210 paths</w:t>
             </w:r>
           </w:p>
         </w:tc>
@@ -2881,7 +2881,7 @@
                 <w:i w:val="0"/>
                 <w:sz w:val="14"/>
               </w:rPr>
-              <w:t>03, 04, 05</w:t>
+              <w:t>03, 04, 05, 09</w:t>
             </w:r>
           </w:p>
         </w:tc>
@@ -3181,7 +3181,7 @@
                 <w:i w:val="0"/>
                 <w:sz w:val="14"/>
               </w:rPr>
-              <w:t>CLEAR 75% / clears 75% / ≥ 75% sold? / target 75%</w:t>
+              <w:t>CLEAR 75% / clears 75% / ≥ 75% sold? / target 75% / 75% must sell</w:t>
             </w:r>
           </w:p>
         </w:tc>
@@ -3201,7 +3201,7 @@
                 <w:i w:val="0"/>
                 <w:sz w:val="14"/>
               </w:rPr>
-              <w:t>03, 04, 05, 07, 08</w:t>
+              <w:t>03, 04, 05, 07, 08, 09</w:t>
             </w:r>
           </w:p>
         </w:tc>
@@ -3682,7 +3682,7 @@
                 <w:i w:val="0"/>
                 <w:sz w:val="14"/>
               </w:rPr>
-              <w:t>04, 06, 08</w:t>
+              <w:t>04, 06, 08, 09</w:t>
             </w:r>
           </w:p>
         </w:tc>
@@ -3841,7 +3841,7 @@
                 <w:i w:val="0"/>
                 <w:sz w:val="14"/>
               </w:rPr>
-              <w:t>04, 06, 08</w:t>
+              <w:t>04, 06, 08, 09</w:t>
             </w:r>
           </w:p>
         </w:tc>
@@ -4141,7 +4141,7 @@
                 <w:i w:val="0"/>
                 <w:sz w:val="14"/>
               </w:rPr>
-              <w:t>the price never goes back up / never back up</w:t>
+              <w:t>the price never goes back up / never rises</w:t>
             </w:r>
           </w:p>
         </w:tc>
@@ -4303,7 +4303,7 @@
                 <w:i w:val="0"/>
                 <w:sz w:val="14"/>
               </w:rPr>
-              <w:t>thin products lean on their category / steadied by its category / EB shrinkage toward category</w:t>
+              <w:t>thin products lean on their category / steadied by its category / Category blend · empirical Bayes · thin SKUs lean most</w:t>
             </w:r>
           </w:p>
         </w:tc>
@@ -4461,7 +4461,7 @@
                 <w:i w:val="0"/>
                 <w:sz w:val="14"/>
               </w:rPr>
-              <w:t>generate_data.py, sales.csv, events.csv, features.py prepare(), Poisson GLM, EB shrinkage, fit_controls(), simulate.py planner's curve, optimize.py ladder search, markdown_plan.csv, data/truth/, lift.py, simulate.py scorer, results.json, report.md, cli.py</w:t>
+              <w:t>generate_data.py, sales.csv, events.csv, features.py prepare(), Poisson GLM, Category blend (empirical Bayes), fit_controls(), simulate.py planner's curve, optimize.py ladder search, markdown_plan.csv, data/truth/, lift.py, simulate.py scorer, results.json, report.md, cli.py</w:t>
             </w:r>
           </w:p>
         </w:tc>
@@ -4623,7 +4623,7 @@
                 <w:i w:val="0"/>
                 <w:sz w:val="14"/>
               </w:rPr>
-              <w:t>no → else: max sell-through</w:t>
+              <w:t>no → else: sell the most</w:t>
             </w:r>
           </w:p>
         </w:tc>
@@ -5421,7 +5421,7 @@
                 <w:i w:val="0"/>
                 <w:sz w:val="14"/>
               </w:rPr>
-              <w:t>make run ≈ 10 s / ~10 s</w:t>
+              <w:t>make run ≈ 10 s · offline / ~10 s</w:t>
             </w:r>
           </w:p>
         </w:tc>
@@ -5583,7 +5583,7 @@
                 <w:i w:val="0"/>
                 <w:sz w:val="14"/>
               </w:rPr>
-              <w:t>no network</w:t>
+              <w:t>offline</w:t>
             </w:r>
           </w:p>
         </w:tc>
@@ -5741,7 +5741,7 @@
                 <w:i w:val="0"/>
                 <w:sz w:val="14"/>
               </w:rPr>
-              <w:t>data/truth/ · eval code only · sealed</w:t>
+              <w:t>data/truth/ · true price effects · eval code only · sealed</w:t>
             </w:r>
           </w:p>
         </w:tc>
@@ -5903,7 +5903,7 @@
                 <w:i w:val="0"/>
                 <w:sz w:val="14"/>
               </w:rPr>
-              <w:t>competitor held flat</w:t>
+              <w:t>competitor price held</w:t>
             </w:r>
           </w:p>
         </w:tc>
@@ -6061,7 +6061,7 @@
                 <w:i w:val="0"/>
                 <w:sz w:val="14"/>
               </w:rPr>
-              <w:t>IRLS · one per SKU · bulk-order refit · 4 estimators</w:t>
+              <w:t>Poisson GLM · one fit per SKU · bulk orders removed</w:t>
             </w:r>
           </w:p>
         </w:tc>
@@ -6381,7 +6381,7 @@
                 <w:i w:val="0"/>
                 <w:sz w:val="14"/>
               </w:rPr>
-              <w:t>0.385</w:t>
+              <w:t>0.385 / estimate error 0.385</w:t>
             </w:r>
           </w:p>
         </w:tc>
@@ -6543,7 +6543,7 @@
                 <w:i w:val="0"/>
                 <w:sz w:val="14"/>
               </w:rPr>
-              <w:t>0.279</w:t>
+              <w:t>0.279 / estimate error 0.279</w:t>
             </w:r>
           </w:p>
         </w:tc>
@@ -6701,7 +6701,7 @@
                 <w:i w:val="0"/>
                 <w:sz w:val="14"/>
               </w:rPr>
-              <w:t>Fewest promotions: 0.497</w:t>
+              <w:t>Rarely promoted SKUs: 0.497</w:t>
             </w:r>
           </w:p>
         </w:tc>
@@ -7021,7 +7021,7 @@
                 <w:i w:val="0"/>
                 <w:sz w:val="14"/>
               </w:rPr>
-              <w:t>−28% error / −28% / cut elasticity error 28%</w:t>
+              <w:t>−28% error / −28% / Blending cut the error 28%</w:t>
             </w:r>
           </w:p>
         </w:tc>
@@ -8783,7 +8783,7 @@
                 <w:i w:val="0"/>
                 <w:sz w:val="14"/>
               </w:rPr>
-              <w:t>75% / 75% sold</w:t>
+              <w:t>75% / 75% (shelf)</w:t>
             </w:r>
           </w:p>
         </w:tc>
@@ -9261,7 +9261,7 @@
                 <w:i w:val="0"/>
                 <w:sz w:val="14"/>
               </w:rPr>
-              <w:t>87%</w:t>
+              <w:t>87% / 87% of the gap to a perfect planner</w:t>
             </w:r>
           </w:p>
         </w:tc>
@@ -9281,7 +9281,7 @@
                 <w:i w:val="0"/>
                 <w:sz w:val="14"/>
               </w:rPr>
-              <w:t>08</w:t>
+              <w:t>08, 09</w:t>
             </w:r>
           </w:p>
         </w:tc>
@@ -10063,7 +10063,7 @@
                 <w:i w:val="0"/>
                 <w:sz w:val="14"/>
               </w:rPr>
-              <w:t>20%, picked with hindsight</w:t>
+              <w:t>20% for all · 20% was found in hindsight</w:t>
             </w:r>
           </w:p>
         </w:tc>
@@ -10521,7 +10521,7 @@
                 <w:i w:val="0"/>
                 <w:sz w:val="11"/>
               </w:rPr>
-              <w:t>F-62</w:t>
+              <w:t>F-63</w:t>
             </w:r>
           </w:p>
         </w:tc>
@@ -10541,7 +10541,7 @@
                 <w:i w:val="0"/>
                 <w:sz w:val="14"/>
               </w:rPr>
-              <w:t>+43,496</w:t>
+              <w:t>only 1,046</w:t>
             </w:r>
           </w:p>
         </w:tc>
@@ -10582,7 +10582,7 @@
                 <w:i w:val="0"/>
                 <w:sz w:val="11"/>
               </w:rPr>
-              <w:t>outputs/markdown_summary.csv</w:t>
+              <w:t>outputs/pooling_comparison.csv</w:t>
             </w:r>
           </w:p>
         </w:tc>
@@ -10602,7 +10602,7 @@
                 <w:i w:val="0"/>
                 <w:sz w:val="14"/>
               </w:rPr>
-              <w:t>policy=oracle, margin_vs_fixed_30</w:t>
+              <w:t>comparison='partial_pooling - no_pooling', margin_difference</w:t>
             </w:r>
           </w:p>
         </w:tc>
@@ -10684,7 +10684,7 @@
                 <w:i w:val="0"/>
                 <w:sz w:val="11"/>
               </w:rPr>
-              <w:t>F-63</w:t>
+              <w:t>F-64</w:t>
             </w:r>
           </w:p>
         </w:tc>
@@ -10703,7 +10703,7 @@
                 <w:i w:val="0"/>
                 <w:sz w:val="14"/>
               </w:rPr>
-              <w:t>1,046</w:t>
+              <w:t>± 1,042</w:t>
             </w:r>
           </w:p>
         </w:tc>
@@ -10761,7 +10761,7 @@
                 <w:i w:val="0"/>
                 <w:sz w:val="14"/>
               </w:rPr>
-              <w:t>comparison='partial_pooling - no_pooling', margin_difference</w:t>
+              <w:t>comparison='partial_pooling - no_pooling', ci95_halfwidth</w:t>
             </w:r>
           </w:p>
         </w:tc>
@@ -10780,7 +10780,7 @@
                 <w:i w:val="0"/>
                 <w:sz w:val="14"/>
               </w:rPr>
-              <w:t>-</w:t>
+              <w:t>1.96 x sd x sqrt(n)</w:t>
             </w:r>
           </w:p>
         </w:tc>
@@ -10841,7 +10841,7 @@
                 <w:i w:val="0"/>
                 <w:sz w:val="11"/>
               </w:rPr>
-              <w:t>F-64</w:t>
+              <w:t>F-65</w:t>
             </w:r>
           </w:p>
         </w:tc>
@@ -10861,7 +10861,7 @@
                 <w:i w:val="0"/>
                 <w:sz w:val="14"/>
               </w:rPr>
-              <w:t>± 1,042</w:t>
+              <w:t>Sharper estimates barely add margin. So I fixed the decision.</w:t>
             </w:r>
           </w:p>
         </w:tc>
@@ -10902,7 +10902,7 @@
                 <w:i w:val="0"/>
                 <w:sz w:val="11"/>
               </w:rPr>
-              <w:t>outputs/pooling_comparison.csv</w:t>
+              <w:t>README 'The result'</w:t>
             </w:r>
           </w:p>
         </w:tc>
@@ -10922,7 +10922,7 @@
                 <w:i w:val="0"/>
                 <w:sz w:val="14"/>
               </w:rPr>
-              <w:t>comparison='partial_pooling - no_pooling', ci95_halfwidth</w:t>
+              <w:t>README sentence</w:t>
             </w:r>
           </w:p>
         </w:tc>
@@ -10942,7 +10942,7 @@
                 <w:i w:val="0"/>
                 <w:sz w:val="14"/>
               </w:rPr>
-              <w:t>1.96 x sd x sqrt(n)</w:t>
+              <w:t>-</w:t>
             </w:r>
           </w:p>
         </w:tc>
@@ -11004,7 +11004,7 @@
                 <w:i w:val="0"/>
                 <w:sz w:val="11"/>
               </w:rPr>
-              <w:t>F-65</w:t>
+              <w:t>F-68</w:t>
             </w:r>
           </w:p>
         </w:tc>
@@ -11023,7 +11023,7 @@
                 <w:i w:val="0"/>
                 <w:sz w:val="14"/>
               </w:rPr>
-              <w:t>The gain comes from deciding per SKU with a clearance floor.</w:t>
+              <w:t>+34,581</w:t>
             </w:r>
           </w:p>
         </w:tc>
@@ -11062,7 +11062,7 @@
                 <w:i w:val="0"/>
                 <w:sz w:val="11"/>
               </w:rPr>
-              <w:t>README 'The result'</w:t>
+              <w:t>outputs/markdown_summary.csv</w:t>
             </w:r>
           </w:p>
         </w:tc>
@@ -11081,7 +11081,7 @@
                 <w:i w:val="0"/>
                 <w:sz w:val="14"/>
               </w:rPr>
-              <w:t>README sentence</w:t>
+              <w:t>policy=complete_pooling, margin_vs_fixed_30</w:t>
             </w:r>
           </w:p>
         </w:tc>
@@ -11120,6 +11120,966 @@
                 <w:sz w:val="14"/>
               </w:rPr>
               <w:t>direct</w:t>
+            </w:r>
+          </w:p>
+        </w:tc>
+        <w:tc>
+          <w:tcPr>
+            <w:tcW w:type="dxa" w:w="1361"/>
+          </w:tcPr>
+          <w:p>
+            <w:pPr>
+              <w:spacing w:after="0"/>
+            </w:pPr>
+            <w:r/>
+            <w:r>
+              <w:rPr>
+                <w:b w:val="0"/>
+                <w:i w:val="0"/>
+                <w:sz w:val="14"/>
+              </w:rPr>
+              <w:t>✓ verified</w:t>
+            </w:r>
+          </w:p>
+        </w:tc>
+      </w:tr>
+      <w:tr>
+        <w:tc>
+          <w:tcPr>
+            <w:tcW w:type="dxa" w:w="567"/>
+            <w:shd w:val="clear" w:color="auto" w:fill="F3F4F6"/>
+          </w:tcPr>
+          <w:p>
+            <w:pPr>
+              <w:spacing w:after="0"/>
+            </w:pPr>
+            <w:r/>
+            <w:r>
+              <w:rPr>
+                <w:rFonts w:ascii="JetBrains Mono" w:hAnsi="JetBrains Mono" w:eastAsia="JetBrains Mono"/>
+                <w:b w:val="0"/>
+                <w:i w:val="0"/>
+                <w:sz w:val="11"/>
+              </w:rPr>
+              <w:t>F-69</w:t>
+            </w:r>
+          </w:p>
+        </w:tc>
+        <w:tc>
+          <w:tcPr>
+            <w:tcW w:type="dxa" w:w="1474"/>
+            <w:shd w:val="clear" w:color="auto" w:fill="F3F4F6"/>
+          </w:tcPr>
+          <w:p>
+            <w:pPr>
+              <w:spacing w:after="0"/>
+            </w:pPr>
+            <w:r/>
+            <w:r>
+              <w:rPr>
+                <w:b w:val="0"/>
+                <w:i w:val="0"/>
+                <w:sz w:val="14"/>
+              </w:rPr>
+              <w:t>estimate error 0.334</w:t>
+            </w:r>
+          </w:p>
+        </w:tc>
+        <w:tc>
+          <w:tcPr>
+            <w:tcW w:type="dxa" w:w="624"/>
+            <w:shd w:val="clear" w:color="auto" w:fill="F3F4F6"/>
+          </w:tcPr>
+          <w:p>
+            <w:pPr>
+              <w:spacing w:after="0"/>
+            </w:pPr>
+            <w:r/>
+            <w:r>
+              <w:rPr>
+                <w:b w:val="0"/>
+                <w:i w:val="0"/>
+                <w:sz w:val="14"/>
+              </w:rPr>
+              <w:t>09</w:t>
+            </w:r>
+          </w:p>
+        </w:tc>
+        <w:tc>
+          <w:tcPr>
+            <w:tcW w:type="dxa" w:w="1701"/>
+            <w:shd w:val="clear" w:color="auto" w:fill="F3F4F6"/>
+          </w:tcPr>
+          <w:p>
+            <w:pPr>
+              <w:spacing w:after="0"/>
+            </w:pPr>
+            <w:r/>
+            <w:r>
+              <w:rPr>
+                <w:rFonts w:ascii="JetBrains Mono" w:hAnsi="JetBrains Mono" w:eastAsia="JetBrains Mono"/>
+                <w:b w:val="0"/>
+                <w:i w:val="0"/>
+                <w:sz w:val="11"/>
+              </w:rPr>
+              <w:t>outputs/elasticity_error.csv</w:t>
+            </w:r>
+          </w:p>
+        </w:tc>
+        <w:tc>
+          <w:tcPr>
+            <w:tcW w:type="dxa" w:w="1644"/>
+            <w:shd w:val="clear" w:color="auto" w:fill="F3F4F6"/>
+          </w:tcPr>
+          <w:p>
+            <w:pPr>
+              <w:spacing w:after="0"/>
+            </w:pPr>
+            <w:r/>
+            <w:r>
+              <w:rPr>
+                <w:b w:val="0"/>
+                <w:i w:val="0"/>
+                <w:sz w:val="14"/>
+              </w:rPr>
+              <w:t>estimator=complete_pooling, beta_mae</w:t>
+            </w:r>
+          </w:p>
+        </w:tc>
+        <w:tc>
+          <w:tcPr>
+            <w:tcW w:type="dxa" w:w="1644"/>
+            <w:shd w:val="clear" w:color="auto" w:fill="F3F4F6"/>
+          </w:tcPr>
+          <w:p>
+            <w:pPr>
+              <w:spacing w:after="0"/>
+            </w:pPr>
+            <w:r/>
+            <w:r>
+              <w:rPr>
+                <w:b w:val="0"/>
+                <w:i w:val="0"/>
+                <w:sz w:val="14"/>
+              </w:rPr>
+              <w:t>-</w:t>
+            </w:r>
+          </w:p>
+        </w:tc>
+        <w:tc>
+          <w:tcPr>
+            <w:tcW w:type="dxa" w:w="850"/>
+            <w:shd w:val="clear" w:color="auto" w:fill="F3F4F6"/>
+          </w:tcPr>
+          <w:p>
+            <w:pPr>
+              <w:spacing w:after="0"/>
+            </w:pPr>
+            <w:r/>
+            <w:r>
+              <w:rPr>
+                <w:b w:val="0"/>
+                <w:i w:val="0"/>
+                <w:sz w:val="14"/>
+              </w:rPr>
+              <w:t>direct</w:t>
+            </w:r>
+          </w:p>
+        </w:tc>
+        <w:tc>
+          <w:tcPr>
+            <w:tcW w:type="dxa" w:w="1361"/>
+            <w:shd w:val="clear" w:color="auto" w:fill="F3F4F6"/>
+          </w:tcPr>
+          <w:p>
+            <w:pPr>
+              <w:spacing w:after="0"/>
+            </w:pPr>
+            <w:r/>
+            <w:r>
+              <w:rPr>
+                <w:b w:val="0"/>
+                <w:i w:val="0"/>
+                <w:sz w:val="14"/>
+              </w:rPr>
+              <w:t>✓ verified</w:t>
+            </w:r>
+          </w:p>
+        </w:tc>
+      </w:tr>
+      <w:tr>
+        <w:tc>
+          <w:tcPr>
+            <w:tcW w:type="dxa" w:w="567"/>
+          </w:tcPr>
+          <w:p>
+            <w:pPr>
+              <w:spacing w:after="0"/>
+            </w:pPr>
+            <w:r/>
+            <w:r>
+              <w:rPr>
+                <w:rFonts w:ascii="JetBrains Mono" w:hAnsi="JetBrains Mono" w:eastAsia="JetBrains Mono"/>
+                <w:b w:val="0"/>
+                <w:i w:val="0"/>
+                <w:sz w:val="11"/>
+              </w:rPr>
+              <w:t>F-70</w:t>
+            </w:r>
+          </w:p>
+        </w:tc>
+        <w:tc>
+          <w:tcPr>
+            <w:tcW w:type="dxa" w:w="1474"/>
+          </w:tcPr>
+          <w:p>
+            <w:pPr>
+              <w:spacing w:after="0"/>
+            </w:pPr>
+            <w:r/>
+            <w:r>
+              <w:rPr>
+                <w:b w:val="0"/>
+                <w:i w:val="0"/>
+                <w:sz w:val="14"/>
+              </w:rPr>
+              <w:t>clears 90.6%</w:t>
+            </w:r>
+          </w:p>
+        </w:tc>
+        <w:tc>
+          <w:tcPr>
+            <w:tcW w:type="dxa" w:w="624"/>
+          </w:tcPr>
+          <w:p>
+            <w:pPr>
+              <w:spacing w:after="0"/>
+            </w:pPr>
+            <w:r/>
+            <w:r>
+              <w:rPr>
+                <w:b w:val="0"/>
+                <w:i w:val="0"/>
+                <w:sz w:val="14"/>
+              </w:rPr>
+              <w:t>09</w:t>
+            </w:r>
+          </w:p>
+        </w:tc>
+        <w:tc>
+          <w:tcPr>
+            <w:tcW w:type="dxa" w:w="1701"/>
+          </w:tcPr>
+          <w:p>
+            <w:pPr>
+              <w:spacing w:after="0"/>
+            </w:pPr>
+            <w:r/>
+            <w:r>
+              <w:rPr>
+                <w:rFonts w:ascii="JetBrains Mono" w:hAnsi="JetBrains Mono" w:eastAsia="JetBrains Mono"/>
+                <w:b w:val="0"/>
+                <w:i w:val="0"/>
+                <w:sz w:val="11"/>
+              </w:rPr>
+              <w:t>outputs/markdown_summary.csv</w:t>
+            </w:r>
+          </w:p>
+        </w:tc>
+        <w:tc>
+          <w:tcPr>
+            <w:tcW w:type="dxa" w:w="1644"/>
+          </w:tcPr>
+          <w:p>
+            <w:pPr>
+              <w:spacing w:after="0"/>
+            </w:pPr>
+            <w:r/>
+            <w:r>
+              <w:rPr>
+                <w:b w:val="0"/>
+                <w:i w:val="0"/>
+                <w:sz w:val="14"/>
+              </w:rPr>
+              <w:t>policy=partial_pooling, share_events_hitting_target</w:t>
+            </w:r>
+          </w:p>
+        </w:tc>
+        <w:tc>
+          <w:tcPr>
+            <w:tcW w:type="dxa" w:w="1644"/>
+          </w:tcPr>
+          <w:p>
+            <w:pPr>
+              <w:spacing w:after="0"/>
+            </w:pPr>
+            <w:r/>
+            <w:r>
+              <w:rPr>
+                <w:b w:val="0"/>
+                <w:i w:val="0"/>
+                <w:sz w:val="14"/>
+              </w:rPr>
+              <w:t>x 100</w:t>
+            </w:r>
+          </w:p>
+        </w:tc>
+        <w:tc>
+          <w:tcPr>
+            <w:tcW w:type="dxa" w:w="850"/>
+          </w:tcPr>
+          <w:p>
+            <w:pPr>
+              <w:spacing w:after="0"/>
+            </w:pPr>
+            <w:r/>
+            <w:r>
+              <w:rPr>
+                <w:b w:val="0"/>
+                <w:i w:val="0"/>
+                <w:sz w:val="14"/>
+              </w:rPr>
+              <w:t>direct</w:t>
+            </w:r>
+          </w:p>
+        </w:tc>
+        <w:tc>
+          <w:tcPr>
+            <w:tcW w:type="dxa" w:w="1361"/>
+          </w:tcPr>
+          <w:p>
+            <w:pPr>
+              <w:spacing w:after="0"/>
+            </w:pPr>
+            <w:r/>
+            <w:r>
+              <w:rPr>
+                <w:b w:val="0"/>
+                <w:i w:val="0"/>
+                <w:sz w:val="14"/>
+              </w:rPr>
+              <w:t>✓ verified</w:t>
+            </w:r>
+          </w:p>
+        </w:tc>
+      </w:tr>
+      <w:tr>
+        <w:tc>
+          <w:tcPr>
+            <w:tcW w:type="dxa" w:w="567"/>
+            <w:shd w:val="clear" w:color="auto" w:fill="F3F4F6"/>
+          </w:tcPr>
+          <w:p>
+            <w:pPr>
+              <w:spacing w:after="0"/>
+            </w:pPr>
+            <w:r/>
+            <w:r>
+              <w:rPr>
+                <w:rFonts w:ascii="JetBrains Mono" w:hAnsi="JetBrains Mono" w:eastAsia="JetBrains Mono"/>
+                <w:b w:val="0"/>
+                <w:i w:val="0"/>
+                <w:sz w:val="11"/>
+              </w:rPr>
+              <w:t>F-71</w:t>
+            </w:r>
+          </w:p>
+        </w:tc>
+        <w:tc>
+          <w:tcPr>
+            <w:tcW w:type="dxa" w:w="1474"/>
+            <w:shd w:val="clear" w:color="auto" w:fill="F3F4F6"/>
+          </w:tcPr>
+          <w:p>
+            <w:pPr>
+              <w:spacing w:after="0"/>
+            </w:pPr>
+            <w:r/>
+            <w:r>
+              <w:rPr>
+                <w:b w:val="0"/>
+                <w:i w:val="0"/>
+                <w:sz w:val="14"/>
+              </w:rPr>
+              <w:t>clears 71.1%</w:t>
+            </w:r>
+          </w:p>
+        </w:tc>
+        <w:tc>
+          <w:tcPr>
+            <w:tcW w:type="dxa" w:w="624"/>
+            <w:shd w:val="clear" w:color="auto" w:fill="F3F4F6"/>
+          </w:tcPr>
+          <w:p>
+            <w:pPr>
+              <w:spacing w:after="0"/>
+            </w:pPr>
+            <w:r/>
+            <w:r>
+              <w:rPr>
+                <w:b w:val="0"/>
+                <w:i w:val="0"/>
+                <w:sz w:val="14"/>
+              </w:rPr>
+              <w:t>09</w:t>
+            </w:r>
+          </w:p>
+        </w:tc>
+        <w:tc>
+          <w:tcPr>
+            <w:tcW w:type="dxa" w:w="1701"/>
+            <w:shd w:val="clear" w:color="auto" w:fill="F3F4F6"/>
+          </w:tcPr>
+          <w:p>
+            <w:pPr>
+              <w:spacing w:after="0"/>
+            </w:pPr>
+            <w:r/>
+            <w:r>
+              <w:rPr>
+                <w:rFonts w:ascii="JetBrains Mono" w:hAnsi="JetBrains Mono" w:eastAsia="JetBrains Mono"/>
+                <w:b w:val="0"/>
+                <w:i w:val="0"/>
+                <w:sz w:val="11"/>
+              </w:rPr>
+              <w:t>outputs/markdown_summary.csv</w:t>
+            </w:r>
+          </w:p>
+        </w:tc>
+        <w:tc>
+          <w:tcPr>
+            <w:tcW w:type="dxa" w:w="1644"/>
+            <w:shd w:val="clear" w:color="auto" w:fill="F3F4F6"/>
+          </w:tcPr>
+          <w:p>
+            <w:pPr>
+              <w:spacing w:after="0"/>
+            </w:pPr>
+            <w:r/>
+            <w:r>
+              <w:rPr>
+                <w:b w:val="0"/>
+                <w:i w:val="0"/>
+                <w:sz w:val="14"/>
+              </w:rPr>
+              <w:t>policy=best_blanket_depth_hindsight, share_events_hitting_target</w:t>
+            </w:r>
+          </w:p>
+        </w:tc>
+        <w:tc>
+          <w:tcPr>
+            <w:tcW w:type="dxa" w:w="1644"/>
+            <w:shd w:val="clear" w:color="auto" w:fill="F3F4F6"/>
+          </w:tcPr>
+          <w:p>
+            <w:pPr>
+              <w:spacing w:after="0"/>
+            </w:pPr>
+            <w:r/>
+            <w:r>
+              <w:rPr>
+                <w:b w:val="0"/>
+                <w:i w:val="0"/>
+                <w:sz w:val="14"/>
+              </w:rPr>
+              <w:t>0.7105 exactly (71.05%); x 100, rounded half up to 1 dp as in the README (Python's float format would give 71.0)</w:t>
+            </w:r>
+          </w:p>
+        </w:tc>
+        <w:tc>
+          <w:tcPr>
+            <w:tcW w:type="dxa" w:w="850"/>
+            <w:shd w:val="clear" w:color="auto" w:fill="F3F4F6"/>
+          </w:tcPr>
+          <w:p>
+            <w:pPr>
+              <w:spacing w:after="0"/>
+            </w:pPr>
+            <w:r/>
+            <w:r>
+              <w:rPr>
+                <w:b w:val="0"/>
+                <w:i w:val="0"/>
+                <w:sz w:val="14"/>
+              </w:rPr>
+              <w:t>direct</w:t>
+            </w:r>
+          </w:p>
+        </w:tc>
+        <w:tc>
+          <w:tcPr>
+            <w:tcW w:type="dxa" w:w="1361"/>
+            <w:shd w:val="clear" w:color="auto" w:fill="F3F4F6"/>
+          </w:tcPr>
+          <w:p>
+            <w:pPr>
+              <w:spacing w:after="0"/>
+            </w:pPr>
+            <w:r/>
+            <w:r>
+              <w:rPr>
+                <w:b w:val="0"/>
+                <w:i w:val="0"/>
+                <w:sz w:val="14"/>
+              </w:rPr>
+              <w:t>✓ verified</w:t>
+            </w:r>
+          </w:p>
+        </w:tc>
+      </w:tr>
+      <w:tr>
+        <w:tc>
+          <w:tcPr>
+            <w:tcW w:type="dxa" w:w="567"/>
+          </w:tcPr>
+          <w:p>
+            <w:pPr>
+              <w:spacing w:after="0"/>
+            </w:pPr>
+            <w:r/>
+            <w:r>
+              <w:rPr>
+                <w:rFonts w:ascii="JetBrains Mono" w:hAnsi="JetBrains Mono" w:eastAsia="JetBrains Mono"/>
+                <w:b w:val="0"/>
+                <w:i w:val="0"/>
+                <w:sz w:val="11"/>
+              </w:rPr>
+              <w:t>F-72</w:t>
+            </w:r>
+          </w:p>
+        </w:tc>
+        <w:tc>
+          <w:tcPr>
+            <w:tcW w:type="dxa" w:w="1474"/>
+          </w:tcPr>
+          <w:p>
+            <w:pPr>
+              <w:spacing w:after="0"/>
+            </w:pPr>
+            <w:r/>
+            <w:r>
+              <w:rPr>
+                <w:b w:val="0"/>
+                <w:i w:val="0"/>
+                <w:sz w:val="14"/>
+              </w:rPr>
+              <w:t>clears 92.1% · today</w:t>
+            </w:r>
+          </w:p>
+        </w:tc>
+        <w:tc>
+          <w:tcPr>
+            <w:tcW w:type="dxa" w:w="624"/>
+          </w:tcPr>
+          <w:p>
+            <w:pPr>
+              <w:spacing w:after="0"/>
+            </w:pPr>
+            <w:r/>
+            <w:r>
+              <w:rPr>
+                <w:b w:val="0"/>
+                <w:i w:val="0"/>
+                <w:sz w:val="14"/>
+              </w:rPr>
+              <w:t>09</w:t>
+            </w:r>
+          </w:p>
+        </w:tc>
+        <w:tc>
+          <w:tcPr>
+            <w:tcW w:type="dxa" w:w="1701"/>
+          </w:tcPr>
+          <w:p>
+            <w:pPr>
+              <w:spacing w:after="0"/>
+            </w:pPr>
+            <w:r/>
+            <w:r>
+              <w:rPr>
+                <w:rFonts w:ascii="JetBrains Mono" w:hAnsi="JetBrains Mono" w:eastAsia="JetBrains Mono"/>
+                <w:b w:val="0"/>
+                <w:i w:val="0"/>
+                <w:sz w:val="11"/>
+              </w:rPr>
+              <w:t>outputs/markdown_summary.csv</w:t>
+            </w:r>
+          </w:p>
+        </w:tc>
+        <w:tc>
+          <w:tcPr>
+            <w:tcW w:type="dxa" w:w="1644"/>
+          </w:tcPr>
+          <w:p>
+            <w:pPr>
+              <w:spacing w:after="0"/>
+            </w:pPr>
+            <w:r/>
+            <w:r>
+              <w:rPr>
+                <w:b w:val="0"/>
+                <w:i w:val="0"/>
+                <w:sz w:val="14"/>
+              </w:rPr>
+              <w:t>policy=fixed_30, share_events_hitting_target</w:t>
+            </w:r>
+          </w:p>
+        </w:tc>
+        <w:tc>
+          <w:tcPr>
+            <w:tcW w:type="dxa" w:w="1644"/>
+          </w:tcPr>
+          <w:p>
+            <w:pPr>
+              <w:spacing w:after="0"/>
+            </w:pPr>
+            <w:r/>
+            <w:r>
+              <w:rPr>
+                <w:b w:val="0"/>
+                <w:i w:val="0"/>
+                <w:sz w:val="14"/>
+              </w:rPr>
+              <w:t>x 100</w:t>
+            </w:r>
+          </w:p>
+        </w:tc>
+        <w:tc>
+          <w:tcPr>
+            <w:tcW w:type="dxa" w:w="850"/>
+          </w:tcPr>
+          <w:p>
+            <w:pPr>
+              <w:spacing w:after="0"/>
+            </w:pPr>
+            <w:r/>
+            <w:r>
+              <w:rPr>
+                <w:b w:val="0"/>
+                <w:i w:val="0"/>
+                <w:sz w:val="14"/>
+              </w:rPr>
+              <w:t>direct</w:t>
+            </w:r>
+          </w:p>
+        </w:tc>
+        <w:tc>
+          <w:tcPr>
+            <w:tcW w:type="dxa" w:w="1361"/>
+          </w:tcPr>
+          <w:p>
+            <w:pPr>
+              <w:spacing w:after="0"/>
+            </w:pPr>
+            <w:r/>
+            <w:r>
+              <w:rPr>
+                <w:b w:val="0"/>
+                <w:i w:val="0"/>
+                <w:sz w:val="14"/>
+              </w:rPr>
+              <w:t>✓ verified</w:t>
+            </w:r>
+          </w:p>
+        </w:tc>
+      </w:tr>
+      <w:tr>
+        <w:tc>
+          <w:tcPr>
+            <w:tcW w:type="dxa" w:w="567"/>
+            <w:shd w:val="clear" w:color="auto" w:fill="F3F4F6"/>
+          </w:tcPr>
+          <w:p>
+            <w:pPr>
+              <w:spacing w:after="0"/>
+            </w:pPr>
+            <w:r/>
+            <w:r>
+              <w:rPr>
+                <w:rFonts w:ascii="JetBrains Mono" w:hAnsi="JetBrains Mono" w:eastAsia="JetBrains Mono"/>
+                <w:b w:val="0"/>
+                <w:i w:val="0"/>
+                <w:sz w:val="11"/>
+              </w:rPr>
+              <w:t>F-73</w:t>
+            </w:r>
+          </w:p>
+        </w:tc>
+        <w:tc>
+          <w:tcPr>
+            <w:tcW w:type="dxa" w:w="1474"/>
+            <w:shd w:val="clear" w:color="auto" w:fill="F3F4F6"/>
+          </w:tcPr>
+          <w:p>
+            <w:pPr>
+              <w:spacing w:after="0"/>
+            </w:pPr>
+            <w:r/>
+            <w:r>
+              <w:rPr>
+                <w:b w:val="0"/>
+                <w:i w:val="0"/>
+                <w:sz w:val="14"/>
+              </w:rPr>
+              <w:t>THE FIX, IN THE REPO · choose(): best margin of 210 paths that still clears 75%</w:t>
+            </w:r>
+          </w:p>
+        </w:tc>
+        <w:tc>
+          <w:tcPr>
+            <w:tcW w:type="dxa" w:w="624"/>
+            <w:shd w:val="clear" w:color="auto" w:fill="F3F4F6"/>
+          </w:tcPr>
+          <w:p>
+            <w:pPr>
+              <w:spacing w:after="0"/>
+            </w:pPr>
+            <w:r/>
+            <w:r>
+              <w:rPr>
+                <w:b w:val="0"/>
+                <w:i w:val="0"/>
+                <w:sz w:val="14"/>
+              </w:rPr>
+              <w:t>09</w:t>
+            </w:r>
+          </w:p>
+        </w:tc>
+        <w:tc>
+          <w:tcPr>
+            <w:tcW w:type="dxa" w:w="1701"/>
+            <w:shd w:val="clear" w:color="auto" w:fill="F3F4F6"/>
+          </w:tcPr>
+          <w:p>
+            <w:pPr>
+              <w:spacing w:after="0"/>
+            </w:pPr>
+            <w:r/>
+            <w:r>
+              <w:rPr>
+                <w:rFonts w:ascii="JetBrains Mono" w:hAnsi="JetBrains Mono" w:eastAsia="JetBrains Mono"/>
+                <w:b w:val="0"/>
+                <w:i w:val="0"/>
+                <w:sz w:val="11"/>
+              </w:rPr>
+              <w:t>src/markdown_optimizer/optimize.py:50-73; tests/test_optimize.py:26</w:t>
+            </w:r>
+          </w:p>
+        </w:tc>
+        <w:tc>
+          <w:tcPr>
+            <w:tcW w:type="dxa" w:w="1644"/>
+            <w:shd w:val="clear" w:color="auto" w:fill="F3F4F6"/>
+          </w:tcPr>
+          <w:p>
+            <w:pPr>
+              <w:spacing w:after="0"/>
+            </w:pPr>
+            <w:r/>
+            <w:r>
+              <w:rPr>
+                <w:b w:val="0"/>
+                <w:i w:val="0"/>
+                <w:sz w:val="14"/>
+              </w:rPr>
+              <w:t>choose(), plan_events()</w:t>
+            </w:r>
+          </w:p>
+        </w:tc>
+        <w:tc>
+          <w:tcPr>
+            <w:tcW w:type="dxa" w:w="1644"/>
+            <w:shd w:val="clear" w:color="auto" w:fill="F3F4F6"/>
+          </w:tcPr>
+          <w:p>
+            <w:pPr>
+              <w:spacing w:after="0"/>
+            </w:pPr>
+            <w:r/>
+            <w:r>
+              <w:rPr>
+                <w:b w:val="0"/>
+                <w:i w:val="0"/>
+                <w:sz w:val="14"/>
+              </w:rPr>
+              <w:t>-</w:t>
+            </w:r>
+          </w:p>
+        </w:tc>
+        <w:tc>
+          <w:tcPr>
+            <w:tcW w:type="dxa" w:w="850"/>
+            <w:shd w:val="clear" w:color="auto" w:fill="F3F4F6"/>
+          </w:tcPr>
+          <w:p>
+            <w:pPr>
+              <w:spacing w:after="0"/>
+            </w:pPr>
+            <w:r/>
+            <w:r>
+              <w:rPr>
+                <w:b w:val="0"/>
+                <w:i w:val="0"/>
+                <w:sz w:val="14"/>
+              </w:rPr>
+              <w:t>direct</w:t>
+            </w:r>
+          </w:p>
+        </w:tc>
+        <w:tc>
+          <w:tcPr>
+            <w:tcW w:type="dxa" w:w="1361"/>
+            <w:shd w:val="clear" w:color="auto" w:fill="F3F4F6"/>
+          </w:tcPr>
+          <w:p>
+            <w:pPr>
+              <w:spacing w:after="0"/>
+            </w:pPr>
+            <w:r/>
+            <w:r>
+              <w:rPr>
+                <w:b w:val="0"/>
+                <w:i w:val="0"/>
+                <w:sz w:val="14"/>
+              </w:rPr>
+              <w:t>✓ verified</w:t>
+            </w:r>
+          </w:p>
+        </w:tc>
+      </w:tr>
+      <w:tr>
+        <w:tc>
+          <w:tcPr>
+            <w:tcW w:type="dxa" w:w="567"/>
+          </w:tcPr>
+          <w:p>
+            <w:pPr>
+              <w:spacing w:after="0"/>
+            </w:pPr>
+            <w:r/>
+            <w:r>
+              <w:rPr>
+                <w:rFonts w:ascii="JetBrains Mono" w:hAnsi="JetBrains Mono" w:eastAsia="JetBrains Mono"/>
+                <w:b w:val="0"/>
+                <w:i w:val="0"/>
+                <w:sz w:val="11"/>
+              </w:rPr>
+              <w:t>F-74</w:t>
+            </w:r>
+          </w:p>
+        </w:tc>
+        <w:tc>
+          <w:tcPr>
+            <w:tcW w:type="dxa" w:w="1474"/>
+          </w:tcPr>
+          <w:p>
+            <w:pPr>
+              <w:spacing w:after="0"/>
+            </w:pPr>
+            <w:r/>
+            <w:r>
+              <w:rPr>
+                <w:b w:val="0"/>
+                <w:i w:val="0"/>
+                <w:sz w:val="14"/>
+              </w:rPr>
+              <w:t>under 2% of the total</w:t>
+            </w:r>
+          </w:p>
+        </w:tc>
+        <w:tc>
+          <w:tcPr>
+            <w:tcW w:type="dxa" w:w="624"/>
+          </w:tcPr>
+          <w:p>
+            <w:pPr>
+              <w:spacing w:after="0"/>
+            </w:pPr>
+            <w:r/>
+            <w:r>
+              <w:rPr>
+                <w:b w:val="0"/>
+                <w:i w:val="0"/>
+                <w:sz w:val="14"/>
+              </w:rPr>
+              <w:t>09</w:t>
+            </w:r>
+          </w:p>
+        </w:tc>
+        <w:tc>
+          <w:tcPr>
+            <w:tcW w:type="dxa" w:w="1701"/>
+          </w:tcPr>
+          <w:p>
+            <w:pPr>
+              <w:spacing w:after="0"/>
+            </w:pPr>
+            <w:r/>
+            <w:r>
+              <w:rPr>
+                <w:rFonts w:ascii="JetBrains Mono" w:hAnsi="JetBrains Mono" w:eastAsia="JetBrains Mono"/>
+                <w:b w:val="0"/>
+                <w:i w:val="0"/>
+                <w:sz w:val="11"/>
+              </w:rPr>
+              <w:t>outputs/pooling_comparison.csv; outputs/results.json</w:t>
+            </w:r>
+          </w:p>
+        </w:tc>
+        <w:tc>
+          <w:tcPr>
+            <w:tcW w:type="dxa" w:w="1644"/>
+          </w:tcPr>
+          <w:p>
+            <w:pPr>
+              <w:spacing w:after="0"/>
+            </w:pPr>
+            <w:r/>
+            <w:r>
+              <w:rPr>
+                <w:b w:val="0"/>
+                <w:i w:val="0"/>
+                <w:sz w:val="14"/>
+              </w:rPr>
+              <w:t>margin_difference / margin_partial_pooling</w:t>
+            </w:r>
+          </w:p>
+        </w:tc>
+        <w:tc>
+          <w:tcPr>
+            <w:tcW w:type="dxa" w:w="1644"/>
+          </w:tcPr>
+          <w:p>
+            <w:pPr>
+              <w:spacing w:after="0"/>
+            </w:pPr>
+            <w:r/>
+            <w:r>
+              <w:rPr>
+                <w:b w:val="0"/>
+                <w:i w:val="0"/>
+                <w:sz w:val="14"/>
+              </w:rPr>
+              <w:t>1,046 / 56,628 = 1.8%</w:t>
+            </w:r>
+          </w:p>
+        </w:tc>
+        <w:tc>
+          <w:tcPr>
+            <w:tcW w:type="dxa" w:w="850"/>
+          </w:tcPr>
+          <w:p>
+            <w:pPr>
+              <w:spacing w:after="0"/>
+            </w:pPr>
+            <w:r/>
+            <w:r>
+              <w:rPr>
+                <w:b w:val="0"/>
+                <w:i w:val="0"/>
+                <w:sz w:val="14"/>
+              </w:rPr>
+              <w:t>derived</w:t>
             </w:r>
           </w:p>
         </w:tc>
@@ -11474,7 +12434,7 @@
         <w:pStyle w:val="Heading2"/>
       </w:pPr>
       <w:r>
-        <w:t>2. Automated check run (2026-10-14 14:18)</w:t>
+        <w:t>2. Automated check run (2026-10-14 18:43)</w:t>
       </w:r>
     </w:p>
     <w:tbl>
@@ -14024,7 +14984,7 @@
                 <w:i w:val="0"/>
                 <w:sz w:val="12"/>
               </w:rPr>
-              <w:t>make run ≈ 10 s / ~10 s</w:t>
+              <w:t>make run ≈ 10 s · offline / ~10 s</w:t>
             </w:r>
           </w:p>
         </w:tc>
@@ -16659,7 +17619,7 @@
                 <w:i w:val="0"/>
                 <w:sz w:val="12"/>
               </w:rPr>
-              <w:t>F-62</w:t>
+              <w:t>F-63</w:t>
             </w:r>
           </w:p>
         </w:tc>
@@ -16680,7 +17640,7 @@
                 <w:i w:val="0"/>
                 <w:sz w:val="12"/>
               </w:rPr>
-              <w:t>43,496</w:t>
+              <w:t>1,046</w:t>
             </w:r>
           </w:p>
         </w:tc>
@@ -16701,7 +17661,7 @@
                 <w:i w:val="0"/>
                 <w:sz w:val="12"/>
               </w:rPr>
-              <w:t>43,496</w:t>
+              <w:t>1,046</w:t>
             </w:r>
           </w:p>
         </w:tc>
@@ -16743,7 +17703,7 @@
                 <w:i w:val="0"/>
                 <w:sz w:val="12"/>
               </w:rPr>
-              <w:t>F-63</w:t>
+              <w:t>F-64</w:t>
             </w:r>
           </w:p>
         </w:tc>
@@ -16763,7 +17723,7 @@
                 <w:i w:val="0"/>
                 <w:sz w:val="12"/>
               </w:rPr>
-              <w:t>1,046</w:t>
+              <w:t>1,042</w:t>
             </w:r>
           </w:p>
         </w:tc>
@@ -16783,7 +17743,7 @@
                 <w:i w:val="0"/>
                 <w:sz w:val="12"/>
               </w:rPr>
-              <w:t>1,046</w:t>
+              <w:t>1,042</w:t>
             </w:r>
           </w:p>
         </w:tc>
@@ -16825,7 +17785,7 @@
                 <w:i w:val="0"/>
                 <w:sz w:val="12"/>
               </w:rPr>
-              <w:t>F-64</w:t>
+              <w:t>F-65</w:t>
             </w:r>
           </w:p>
         </w:tc>
@@ -16846,7 +17806,7 @@
                 <w:i w:val="0"/>
                 <w:sz w:val="12"/>
               </w:rPr>
-              <w:t>1,042</w:t>
+              <w:t>true</w:t>
             </w:r>
           </w:p>
         </w:tc>
@@ -16867,7 +17827,7 @@
                 <w:i w:val="0"/>
                 <w:sz w:val="12"/>
               </w:rPr>
-              <w:t>1,042</w:t>
+              <w:t>true</w:t>
             </w:r>
           </w:p>
         </w:tc>
@@ -16909,7 +17869,505 @@
                 <w:i w:val="0"/>
                 <w:sz w:val="12"/>
               </w:rPr>
-              <w:t>F-65</w:t>
+              <w:t>F-68</w:t>
+            </w:r>
+          </w:p>
+        </w:tc>
+        <w:tc>
+          <w:tcPr>
+            <w:tcW w:type="dxa" w:w="3628"/>
+          </w:tcPr>
+          <w:p>
+            <w:pPr>
+              <w:spacing w:after="0"/>
+            </w:pPr>
+            <w:r/>
+            <w:r>
+              <w:rPr>
+                <w:rFonts w:ascii="JetBrains Mono" w:hAnsi="JetBrains Mono" w:eastAsia="JetBrains Mono"/>
+                <w:b w:val="0"/>
+                <w:i w:val="0"/>
+                <w:sz w:val="12"/>
+              </w:rPr>
+              <w:t>34,581</w:t>
+            </w:r>
+          </w:p>
+        </w:tc>
+        <w:tc>
+          <w:tcPr>
+            <w:tcW w:type="dxa" w:w="3628"/>
+          </w:tcPr>
+          <w:p>
+            <w:pPr>
+              <w:spacing w:after="0"/>
+            </w:pPr>
+            <w:r/>
+            <w:r>
+              <w:rPr>
+                <w:rFonts w:ascii="JetBrains Mono" w:hAnsi="JetBrains Mono" w:eastAsia="JetBrains Mono"/>
+                <w:b w:val="0"/>
+                <w:i w:val="0"/>
+                <w:sz w:val="12"/>
+              </w:rPr>
+              <w:t>34,581</w:t>
+            </w:r>
+          </w:p>
+        </w:tc>
+        <w:tc>
+          <w:tcPr>
+            <w:tcW w:type="dxa" w:w="1814"/>
+          </w:tcPr>
+          <w:p>
+            <w:pPr>
+              <w:spacing w:after="0"/>
+            </w:pPr>
+            <w:r/>
+            <w:r>
+              <w:rPr>
+                <w:b w:val="0"/>
+                <w:i w:val="0"/>
+                <w:sz w:val="15"/>
+              </w:rPr>
+              <w:t>✓ pass</w:t>
+            </w:r>
+          </w:p>
+        </w:tc>
+      </w:tr>
+      <w:tr>
+        <w:tc>
+          <w:tcPr>
+            <w:tcW w:type="dxa" w:w="794"/>
+            <w:shd w:val="clear" w:color="auto" w:fill="F3F4F6"/>
+          </w:tcPr>
+          <w:p>
+            <w:pPr>
+              <w:spacing w:after="0"/>
+            </w:pPr>
+            <w:r/>
+            <w:r>
+              <w:rPr>
+                <w:rFonts w:ascii="JetBrains Mono" w:hAnsi="JetBrains Mono" w:eastAsia="JetBrains Mono"/>
+                <w:b w:val="0"/>
+                <w:i w:val="0"/>
+                <w:sz w:val="12"/>
+              </w:rPr>
+              <w:t>F-69</w:t>
+            </w:r>
+          </w:p>
+        </w:tc>
+        <w:tc>
+          <w:tcPr>
+            <w:tcW w:type="dxa" w:w="3628"/>
+            <w:shd w:val="clear" w:color="auto" w:fill="F3F4F6"/>
+          </w:tcPr>
+          <w:p>
+            <w:pPr>
+              <w:spacing w:after="0"/>
+            </w:pPr>
+            <w:r/>
+            <w:r>
+              <w:rPr>
+                <w:rFonts w:ascii="JetBrains Mono" w:hAnsi="JetBrains Mono" w:eastAsia="JetBrains Mono"/>
+                <w:b w:val="0"/>
+                <w:i w:val="0"/>
+                <w:sz w:val="12"/>
+              </w:rPr>
+              <w:t>0.334</w:t>
+            </w:r>
+          </w:p>
+        </w:tc>
+        <w:tc>
+          <w:tcPr>
+            <w:tcW w:type="dxa" w:w="3628"/>
+            <w:shd w:val="clear" w:color="auto" w:fill="F3F4F6"/>
+          </w:tcPr>
+          <w:p>
+            <w:pPr>
+              <w:spacing w:after="0"/>
+            </w:pPr>
+            <w:r/>
+            <w:r>
+              <w:rPr>
+                <w:rFonts w:ascii="JetBrains Mono" w:hAnsi="JetBrains Mono" w:eastAsia="JetBrains Mono"/>
+                <w:b w:val="0"/>
+                <w:i w:val="0"/>
+                <w:sz w:val="12"/>
+              </w:rPr>
+              <w:t>0.334</w:t>
+            </w:r>
+          </w:p>
+        </w:tc>
+        <w:tc>
+          <w:tcPr>
+            <w:tcW w:type="dxa" w:w="1814"/>
+            <w:shd w:val="clear" w:color="auto" w:fill="F3F4F6"/>
+          </w:tcPr>
+          <w:p>
+            <w:pPr>
+              <w:spacing w:after="0"/>
+            </w:pPr>
+            <w:r/>
+            <w:r>
+              <w:rPr>
+                <w:b w:val="0"/>
+                <w:i w:val="0"/>
+                <w:sz w:val="15"/>
+              </w:rPr>
+              <w:t>✓ pass</w:t>
+            </w:r>
+          </w:p>
+        </w:tc>
+      </w:tr>
+      <w:tr>
+        <w:tc>
+          <w:tcPr>
+            <w:tcW w:type="dxa" w:w="794"/>
+          </w:tcPr>
+          <w:p>
+            <w:pPr>
+              <w:spacing w:after="0"/>
+            </w:pPr>
+            <w:r/>
+            <w:r>
+              <w:rPr>
+                <w:rFonts w:ascii="JetBrains Mono" w:hAnsi="JetBrains Mono" w:eastAsia="JetBrains Mono"/>
+                <w:b w:val="0"/>
+                <w:i w:val="0"/>
+                <w:sz w:val="12"/>
+              </w:rPr>
+              <w:t>F-70</w:t>
+            </w:r>
+          </w:p>
+        </w:tc>
+        <w:tc>
+          <w:tcPr>
+            <w:tcW w:type="dxa" w:w="3628"/>
+          </w:tcPr>
+          <w:p>
+            <w:pPr>
+              <w:spacing w:after="0"/>
+            </w:pPr>
+            <w:r/>
+            <w:r>
+              <w:rPr>
+                <w:rFonts w:ascii="JetBrains Mono" w:hAnsi="JetBrains Mono" w:eastAsia="JetBrains Mono"/>
+                <w:b w:val="0"/>
+                <w:i w:val="0"/>
+                <w:sz w:val="12"/>
+              </w:rPr>
+              <w:t>90.6</w:t>
+            </w:r>
+          </w:p>
+        </w:tc>
+        <w:tc>
+          <w:tcPr>
+            <w:tcW w:type="dxa" w:w="3628"/>
+          </w:tcPr>
+          <w:p>
+            <w:pPr>
+              <w:spacing w:after="0"/>
+            </w:pPr>
+            <w:r/>
+            <w:r>
+              <w:rPr>
+                <w:rFonts w:ascii="JetBrains Mono" w:hAnsi="JetBrains Mono" w:eastAsia="JetBrains Mono"/>
+                <w:b w:val="0"/>
+                <w:i w:val="0"/>
+                <w:sz w:val="12"/>
+              </w:rPr>
+              <w:t>90.6</w:t>
+            </w:r>
+          </w:p>
+        </w:tc>
+        <w:tc>
+          <w:tcPr>
+            <w:tcW w:type="dxa" w:w="1814"/>
+          </w:tcPr>
+          <w:p>
+            <w:pPr>
+              <w:spacing w:after="0"/>
+            </w:pPr>
+            <w:r/>
+            <w:r>
+              <w:rPr>
+                <w:b w:val="0"/>
+                <w:i w:val="0"/>
+                <w:sz w:val="15"/>
+              </w:rPr>
+              <w:t>✓ pass</w:t>
+            </w:r>
+          </w:p>
+        </w:tc>
+      </w:tr>
+      <w:tr>
+        <w:tc>
+          <w:tcPr>
+            <w:tcW w:type="dxa" w:w="794"/>
+            <w:shd w:val="clear" w:color="auto" w:fill="F3F4F6"/>
+          </w:tcPr>
+          <w:p>
+            <w:pPr>
+              <w:spacing w:after="0"/>
+            </w:pPr>
+            <w:r/>
+            <w:r>
+              <w:rPr>
+                <w:rFonts w:ascii="JetBrains Mono" w:hAnsi="JetBrains Mono" w:eastAsia="JetBrains Mono"/>
+                <w:b w:val="0"/>
+                <w:i w:val="0"/>
+                <w:sz w:val="12"/>
+              </w:rPr>
+              <w:t>F-71</w:t>
+            </w:r>
+          </w:p>
+        </w:tc>
+        <w:tc>
+          <w:tcPr>
+            <w:tcW w:type="dxa" w:w="3628"/>
+            <w:shd w:val="clear" w:color="auto" w:fill="F3F4F6"/>
+          </w:tcPr>
+          <w:p>
+            <w:pPr>
+              <w:spacing w:after="0"/>
+            </w:pPr>
+            <w:r/>
+            <w:r>
+              <w:rPr>
+                <w:rFonts w:ascii="JetBrains Mono" w:hAnsi="JetBrains Mono" w:eastAsia="JetBrains Mono"/>
+                <w:b w:val="0"/>
+                <w:i w:val="0"/>
+                <w:sz w:val="12"/>
+              </w:rPr>
+              <w:t>71.1</w:t>
+            </w:r>
+          </w:p>
+        </w:tc>
+        <w:tc>
+          <w:tcPr>
+            <w:tcW w:type="dxa" w:w="3628"/>
+            <w:shd w:val="clear" w:color="auto" w:fill="F3F4F6"/>
+          </w:tcPr>
+          <w:p>
+            <w:pPr>
+              <w:spacing w:after="0"/>
+            </w:pPr>
+            <w:r/>
+            <w:r>
+              <w:rPr>
+                <w:rFonts w:ascii="JetBrains Mono" w:hAnsi="JetBrains Mono" w:eastAsia="JetBrains Mono"/>
+                <w:b w:val="0"/>
+                <w:i w:val="0"/>
+                <w:sz w:val="12"/>
+              </w:rPr>
+              <w:t>71.1</w:t>
+            </w:r>
+          </w:p>
+        </w:tc>
+        <w:tc>
+          <w:tcPr>
+            <w:tcW w:type="dxa" w:w="1814"/>
+            <w:shd w:val="clear" w:color="auto" w:fill="F3F4F6"/>
+          </w:tcPr>
+          <w:p>
+            <w:pPr>
+              <w:spacing w:after="0"/>
+            </w:pPr>
+            <w:r/>
+            <w:r>
+              <w:rPr>
+                <w:b w:val="0"/>
+                <w:i w:val="0"/>
+                <w:sz w:val="15"/>
+              </w:rPr>
+              <w:t>✓ pass</w:t>
+            </w:r>
+          </w:p>
+        </w:tc>
+      </w:tr>
+      <w:tr>
+        <w:tc>
+          <w:tcPr>
+            <w:tcW w:type="dxa" w:w="794"/>
+          </w:tcPr>
+          <w:p>
+            <w:pPr>
+              <w:spacing w:after="0"/>
+            </w:pPr>
+            <w:r/>
+            <w:r>
+              <w:rPr>
+                <w:rFonts w:ascii="JetBrains Mono" w:hAnsi="JetBrains Mono" w:eastAsia="JetBrains Mono"/>
+                <w:b w:val="0"/>
+                <w:i w:val="0"/>
+                <w:sz w:val="12"/>
+              </w:rPr>
+              <w:t>F-72</w:t>
+            </w:r>
+          </w:p>
+        </w:tc>
+        <w:tc>
+          <w:tcPr>
+            <w:tcW w:type="dxa" w:w="3628"/>
+          </w:tcPr>
+          <w:p>
+            <w:pPr>
+              <w:spacing w:after="0"/>
+            </w:pPr>
+            <w:r/>
+            <w:r>
+              <w:rPr>
+                <w:rFonts w:ascii="JetBrains Mono" w:hAnsi="JetBrains Mono" w:eastAsia="JetBrains Mono"/>
+                <w:b w:val="0"/>
+                <w:i w:val="0"/>
+                <w:sz w:val="12"/>
+              </w:rPr>
+              <w:t>92.1</w:t>
+            </w:r>
+          </w:p>
+        </w:tc>
+        <w:tc>
+          <w:tcPr>
+            <w:tcW w:type="dxa" w:w="3628"/>
+          </w:tcPr>
+          <w:p>
+            <w:pPr>
+              <w:spacing w:after="0"/>
+            </w:pPr>
+            <w:r/>
+            <w:r>
+              <w:rPr>
+                <w:rFonts w:ascii="JetBrains Mono" w:hAnsi="JetBrains Mono" w:eastAsia="JetBrains Mono"/>
+                <w:b w:val="0"/>
+                <w:i w:val="0"/>
+                <w:sz w:val="12"/>
+              </w:rPr>
+              <w:t>92.1</w:t>
+            </w:r>
+          </w:p>
+        </w:tc>
+        <w:tc>
+          <w:tcPr>
+            <w:tcW w:type="dxa" w:w="1814"/>
+          </w:tcPr>
+          <w:p>
+            <w:pPr>
+              <w:spacing w:after="0"/>
+            </w:pPr>
+            <w:r/>
+            <w:r>
+              <w:rPr>
+                <w:b w:val="0"/>
+                <w:i w:val="0"/>
+                <w:sz w:val="15"/>
+              </w:rPr>
+              <w:t>✓ pass</w:t>
+            </w:r>
+          </w:p>
+        </w:tc>
+      </w:tr>
+      <w:tr>
+        <w:tc>
+          <w:tcPr>
+            <w:tcW w:type="dxa" w:w="794"/>
+            <w:shd w:val="clear" w:color="auto" w:fill="F3F4F6"/>
+          </w:tcPr>
+          <w:p>
+            <w:pPr>
+              <w:spacing w:after="0"/>
+            </w:pPr>
+            <w:r/>
+            <w:r>
+              <w:rPr>
+                <w:rFonts w:ascii="JetBrains Mono" w:hAnsi="JetBrains Mono" w:eastAsia="JetBrains Mono"/>
+                <w:b w:val="0"/>
+                <w:i w:val="0"/>
+                <w:sz w:val="12"/>
+              </w:rPr>
+              <w:t>F-73</w:t>
+            </w:r>
+          </w:p>
+        </w:tc>
+        <w:tc>
+          <w:tcPr>
+            <w:tcW w:type="dxa" w:w="3628"/>
+            <w:shd w:val="clear" w:color="auto" w:fill="F3F4F6"/>
+          </w:tcPr>
+          <w:p>
+            <w:pPr>
+              <w:spacing w:after="0"/>
+            </w:pPr>
+            <w:r/>
+            <w:r>
+              <w:rPr>
+                <w:rFonts w:ascii="JetBrains Mono" w:hAnsi="JetBrains Mono" w:eastAsia="JetBrains Mono"/>
+                <w:b w:val="0"/>
+                <w:i w:val="0"/>
+                <w:sz w:val="12"/>
+              </w:rPr>
+              <w:t>true</w:t>
+            </w:r>
+          </w:p>
+        </w:tc>
+        <w:tc>
+          <w:tcPr>
+            <w:tcW w:type="dxa" w:w="3628"/>
+            <w:shd w:val="clear" w:color="auto" w:fill="F3F4F6"/>
+          </w:tcPr>
+          <w:p>
+            <w:pPr>
+              <w:spacing w:after="0"/>
+            </w:pPr>
+            <w:r/>
+            <w:r>
+              <w:rPr>
+                <w:rFonts w:ascii="JetBrains Mono" w:hAnsi="JetBrains Mono" w:eastAsia="JetBrains Mono"/>
+                <w:b w:val="0"/>
+                <w:i w:val="0"/>
+                <w:sz w:val="12"/>
+              </w:rPr>
+              <w:t>true</w:t>
+            </w:r>
+          </w:p>
+        </w:tc>
+        <w:tc>
+          <w:tcPr>
+            <w:tcW w:type="dxa" w:w="1814"/>
+            <w:shd w:val="clear" w:color="auto" w:fill="F3F4F6"/>
+          </w:tcPr>
+          <w:p>
+            <w:pPr>
+              <w:spacing w:after="0"/>
+            </w:pPr>
+            <w:r/>
+            <w:r>
+              <w:rPr>
+                <w:b w:val="0"/>
+                <w:i w:val="0"/>
+                <w:sz w:val="15"/>
+              </w:rPr>
+              <w:t>✓ pass</w:t>
+            </w:r>
+          </w:p>
+        </w:tc>
+      </w:tr>
+      <w:tr>
+        <w:tc>
+          <w:tcPr>
+            <w:tcW w:type="dxa" w:w="794"/>
+          </w:tcPr>
+          <w:p>
+            <w:pPr>
+              <w:spacing w:after="0"/>
+            </w:pPr>
+            <w:r/>
+            <w:r>
+              <w:rPr>
+                <w:rFonts w:ascii="JetBrains Mono" w:hAnsi="JetBrains Mono" w:eastAsia="JetBrains Mono"/>
+                <w:b w:val="0"/>
+                <w:i w:val="0"/>
+                <w:sz w:val="12"/>
+              </w:rPr>
+              <w:t>F-74</w:t>
             </w:r>
           </w:p>
         </w:tc>
@@ -17456,7 +18914,7 @@
                 <w:i w:val="0"/>
                 <w:sz w:val="15"/>
               </w:rPr>
-              <w:t>F-17, F-18, F-19, F-36, F-37, F-38, F-39, F-40, F-41, F-42, F-43, F-44, F-53, F-54, F-58, F-60, F-61, F-62, F-63, F-64</w:t>
+              <w:t>F-17, F-18, F-19, F-36, F-37, F-38, F-39, F-40, F-41, F-42, F-43, F-44, F-53, F-54, F-58, F-60, F-61, F-63, F-64, F-68</w:t>
             </w:r>
           </w:p>
         </w:tc>
@@ -17556,7 +19014,7 @@
                 <w:i w:val="0"/>
                 <w:sz w:val="15"/>
               </w:rPr>
-              <w:t>F-16, F-25, F-45, F-51, F-56</w:t>
+              <w:t>F-16, F-25, F-45, F-51, F-56, F-70, F-71, F-72, F-73</w:t>
             </w:r>
           </w:p>
         </w:tc>
@@ -17575,7 +19033,7 @@
                 <w:i w:val="0"/>
                 <w:sz w:val="15"/>
               </w:rPr>
-              <w:t>slides 03, 04, 05, 07, 08</w:t>
+              <w:t>slides 03, 04, 05, 07, 08, 09</w:t>
             </w:r>
           </w:p>
         </w:tc>
@@ -17659,7 +19117,7 @@
                 <w:i w:val="0"/>
                 <w:sz w:val="15"/>
               </w:rPr>
-              <w:t>F-11, F-17, F-18, F-19, F-20, F-43, F-44, F-46, F-47, F-53, F-58, F-60, F-61, F-62</w:t>
+              <w:t>F-11, F-17, F-18, F-19, F-20, F-43, F-44, F-46, F-47, F-53, F-58, F-60, F-61, F-68</w:t>
             </w:r>
           </w:p>
         </w:tc>
@@ -17778,7 +19236,7 @@
                 <w:i w:val="0"/>
                 <w:sz w:val="15"/>
               </w:rPr>
-              <w:t>slides 02, 03, 04, 05</w:t>
+              <w:t>slides 02, 03, 04, 05, 09</w:t>
             </w:r>
           </w:p>
         </w:tc>
@@ -17862,7 +19320,7 @@
                 <w:i w:val="0"/>
                 <w:sz w:val="15"/>
               </w:rPr>
-              <w:t>F-17, F-18, F-20, F-21, F-44, F-47, F-48, F-53, F-57, F-58, F-60, F-61, F-62</w:t>
+              <w:t>F-17, F-18, F-20, F-21, F-44, F-47, F-48, F-53, F-57, F-58, F-60, F-61, F-68</w:t>
             </w:r>
           </w:p>
         </w:tc>
@@ -17962,7 +19420,7 @@
                 <w:i w:val="0"/>
                 <w:sz w:val="15"/>
               </w:rPr>
-              <w:t>F-15, F-19, F-20, F-26, F-28, F-43, F-44, F-46, F-47, F-53, F-54, F-56, F-57, F-58, F-60, F-61, F-62, F-63, F-64</w:t>
+              <w:t>F-15, F-19, F-20, F-26, F-28, F-43, F-44, F-46, F-47, F-53, F-54, F-56, F-57, F-58, F-60, F-61, F-63, F-64, F-68</w:t>
             </w:r>
           </w:p>
         </w:tc>
@@ -18085,7 +19543,7 @@
                 <w:i w:val="0"/>
                 <w:sz w:val="15"/>
               </w:rPr>
-              <w:t>slides 04, 05, 06, 08</w:t>
+              <w:t>slides 04, 05, 06, 08, 09</w:t>
             </w:r>
           </w:p>
         </w:tc>
@@ -18165,7 +19623,7 @@
                 <w:i w:val="0"/>
                 <w:sz w:val="15"/>
               </w:rPr>
-              <w:t>F-51, F-56, F-57</w:t>
+              <w:t>F-51, F-56, F-57, F-70, F-72</w:t>
             </w:r>
           </w:p>
         </w:tc>
@@ -18184,7 +19642,7 @@
                 <w:i w:val="0"/>
                 <w:sz w:val="15"/>
               </w:rPr>
-              <w:t>slides 07, 08</w:t>
+              <w:t>slides 07, 08, 09</w:t>
             </w:r>
           </w:p>
         </w:tc>
@@ -18288,7 +19746,7 @@
                 <w:i w:val="0"/>
                 <w:sz w:val="15"/>
               </w:rPr>
-              <w:t>slides 04, 06, 08</w:t>
+              <w:t>slides 04, 06, 08, 09</w:t>
             </w:r>
           </w:p>
         </w:tc>
@@ -18430,7 +19888,7 @@
                 <w:i w:val="0"/>
                 <w:sz w:val="15"/>
               </w:rPr>
-              <w:t>Video rounding: margins to whole currency units with thousands separators, percentages to whole numbers or 1 decimal, elasticity MAE to 3 decimals, elasticities to 2 decimals; '~10 s' and '3 years' are rounded labels.</w:t>
+              <w:t>Video rounding: margins to whole currency units with thousands separators, percentages to whole numbers or 1 decimal, elasticity MAE to 3 decimals, elasticities to 2 decimals; '~10 s' and '3 years' are rounded labels; event hit rates to 1 decimal.</w:t>
             </w:r>
           </w:p>
         </w:tc>
@@ -18471,7 +19929,7 @@
                 <w:i w:val="0"/>
                 <w:sz w:val="15"/>
               </w:rPr>
-              <w:t>F-13, F-19, F-20, F-21, F-36, F-37, F-38, F-39, F-40, F-43, F-44, F-46, F-47, F-50, F-51, F-53, F-54, F-55, F-56, F-57, F-58, F-60, F-61, F-62, F-63, F-64</w:t>
+              <w:t>F-13, F-19, F-20, F-21, F-36, F-37, F-38, F-39, F-40, F-43, F-44, F-46, F-47, F-50, F-51, F-53, F-54, F-55, F-56, F-57, F-58, F-60, F-61, F-63, F-64, F-68</w:t>
             </w:r>
           </w:p>
         </w:tc>
@@ -18840,6 +20298,21 @@
           <w:color w:val="4B5563"/>
           <w:sz w:val="18"/>
         </w:rPr>
+        <w:t>Who has to clear unsold stock with a discount, and the four ways a one-size discount goes wrong.</w:t>
+      </w:r>
+    </w:p>
+    <w:p>
+      <w:pPr>
+        <w:spacing w:after="20"/>
+        <w:ind w:left="283"/>
+      </w:pPr>
+      <w:r>
+        <w:rPr>
+          <w:b w:val="0"/>
+          <w:i w:val="0"/>
+          <w:color w:val="4B5563"/>
+          <w:sz w:val="18"/>
+        </w:rPr>
         <w:t>WHO LIVES WITH THIS · Grocery &amp; convenience chains · Fashion &amp; apparel retail · Home &amp; general merchandise</w:t>
       </w:r>
     </w:p>
@@ -19348,7 +20821,7 @@
           <w:color w:val="4B5563"/>
           <w:sz w:val="18"/>
         </w:rPr>
-        <w:t xml:space="preserve">6.8-11.6 s · composition </w:t>
+        <w:t xml:space="preserve">6.8-12.0 s · composition </w:t>
       </w:r>
       <w:r>
         <w:rPr>
@@ -19439,6 +20912,21 @@
           <w:color w:val="4B5563"/>
           <w:sz w:val="18"/>
         </w:rPr>
+        <w:t>The project in one line: a grocery chain must clear slow sellers, and each one needs its own discount.</w:t>
+      </w:r>
+    </w:p>
+    <w:p>
+      <w:pPr>
+        <w:spacing w:after="20"/>
+        <w:ind w:left="283"/>
+      </w:pPr>
+      <w:r>
+        <w:rPr>
+          <w:b w:val="0"/>
+          <w:i w:val="0"/>
+          <w:color w:val="4B5563"/>
+          <w:sz w:val="18"/>
+        </w:rPr>
         <w:t>400 SKUs, 12 categories. 3 events × 100 slow movers. How deep should each one go?</w:t>
       </w:r>
     </w:p>
@@ -19454,7 +20942,22 @@
           <w:color w:val="4B5563"/>
           <w:sz w:val="18"/>
         </w:rPr>
-        <w:t>156 weeks · 61,799 SKU-weeks of sales · 0–60% off, 4-week events · leftovers go for 30% of cost</w:t>
+        <w:t>156 weeks of sales history · discounts 0–60%, over 4 weeks · leftovers sell at 30% of cost</w:t>
+      </w:r>
+    </w:p>
+    <w:p>
+      <w:pPr>
+        <w:spacing w:after="20"/>
+        <w:ind w:left="283"/>
+      </w:pPr>
+      <w:r>
+        <w:rPr>
+          <w:b w:val="0"/>
+          <w:i w:val="0"/>
+          <w:color w:val="4B5563"/>
+          <w:sz w:val="18"/>
+        </w:rPr>
+        <w:t>SKU = one product line. Markdown = a temporary price cut to clear stock before the season ends.</w:t>
       </w:r>
     </w:p>
     <w:p>
@@ -20068,7 +21571,7 @@
                 <w:i w:val="0"/>
                 <w:sz w:val="15"/>
               </w:rPr>
-              <w:t>156 weeks</w:t>
+              <w:t>156 weeks of sales history</w:t>
             </w:r>
           </w:p>
         </w:tc>
@@ -20157,7 +21660,7 @@
                 <w:i w:val="0"/>
                 <w:sz w:val="12"/>
               </w:rPr>
-              <w:t>F-08</w:t>
+              <w:t>F-09</w:t>
             </w:r>
           </w:p>
         </w:tc>
@@ -20177,7 +21680,7 @@
                 <w:i w:val="0"/>
                 <w:sz w:val="15"/>
               </w:rPr>
-              <w:t>61,799 SKU-weeks / 61,799 rows</w:t>
+              <w:t>discounts 0–60% / 0–60%, never rises</w:t>
             </w:r>
           </w:p>
         </w:tc>
@@ -20198,15 +21701,15 @@
                 <w:i w:val="0"/>
                 <w:sz w:val="12"/>
               </w:rPr>
-              <w:t>data/sales.csv</w:t>
-            </w:r>
-            <w:r>
-              <w:rPr>
-                <w:b w:val="0"/>
-                <w:i w:val="0"/>
-                <w:sz w:val="15"/>
-              </w:rPr>
-              <w:t xml:space="preserve"> · row count (1% of SKU-weeks dropped as missing files)</w:t>
+              <w:t>src/markdown_optimizer/config.py:28</w:t>
+            </w:r>
+            <w:r>
+              <w:rPr>
+                <w:b w:val="0"/>
+                <w:i w:val="0"/>
+                <w:sz w:val="15"/>
+              </w:rPr>
+              <w:t xml:space="preserve"> · LADDER</w:t>
             </w:r>
           </w:p>
         </w:tc>
@@ -20268,7 +21771,7 @@
                 <w:i w:val="0"/>
                 <w:sz w:val="12"/>
               </w:rPr>
-              <w:t>F-09</w:t>
+              <w:t>F-10</w:t>
             </w:r>
           </w:p>
         </w:tc>
@@ -20287,7 +21790,7 @@
                 <w:i w:val="0"/>
                 <w:sz w:val="15"/>
               </w:rPr>
-              <w:t>0–60% off</w:t>
+              <w:t>over 4 weeks / 4-week markdown path</w:t>
             </w:r>
           </w:p>
         </w:tc>
@@ -20307,15 +21810,15 @@
                 <w:i w:val="0"/>
                 <w:sz w:val="12"/>
               </w:rPr>
-              <w:t>src/markdown_optimizer/config.py:28</w:t>
-            </w:r>
-            <w:r>
-              <w:rPr>
-                <w:b w:val="0"/>
-                <w:i w:val="0"/>
-                <w:sz w:val="15"/>
-              </w:rPr>
-              <w:t xml:space="preserve"> · LADDER</w:t>
+              <w:t>data/events.csv</w:t>
+            </w:r>
+            <w:r>
+              <w:rPr>
+                <w:b w:val="0"/>
+                <w:i w:val="0"/>
+                <w:sz w:val="15"/>
+              </w:rPr>
+              <w:t xml:space="preserve"> · weeks</w:t>
             </w:r>
           </w:p>
         </w:tc>
@@ -20334,7 +21837,7 @@
                 <w:i w:val="0"/>
                 <w:sz w:val="15"/>
               </w:rPr>
-              <w:t>-</w:t>
+              <w:t>all rows = 4</w:t>
             </w:r>
           </w:p>
         </w:tc>
@@ -20376,7 +21879,7 @@
                 <w:i w:val="0"/>
                 <w:sz w:val="12"/>
               </w:rPr>
-              <w:t>F-10</w:t>
+              <w:t>F-11</w:t>
             </w:r>
           </w:p>
         </w:tc>
@@ -20396,7 +21899,7 @@
                 <w:i w:val="0"/>
                 <w:sz w:val="15"/>
               </w:rPr>
-              <w:t>4-week events</w:t>
+              <w:t>leftovers sell at 30% of cost</w:t>
             </w:r>
           </w:p>
         </w:tc>
@@ -20417,15 +21920,15 @@
                 <w:i w:val="0"/>
                 <w:sz w:val="12"/>
               </w:rPr>
-              <w:t>data/events.csv</w:t>
-            </w:r>
-            <w:r>
-              <w:rPr>
-                <w:b w:val="0"/>
-                <w:i w:val="0"/>
-                <w:sz w:val="15"/>
-              </w:rPr>
-              <w:t xml:space="preserve"> · weeks</w:t>
+              <w:t>data/events.csv; config.py:38</w:t>
+            </w:r>
+            <w:r>
+              <w:rPr>
+                <w:b w:val="0"/>
+                <w:i w:val="0"/>
+                <w:sz w:val="15"/>
+              </w:rPr>
+              <w:t xml:space="preserve"> · salvage_value vs unit_cost</w:t>
             </w:r>
           </w:p>
         </w:tc>
@@ -20445,7 +21948,7 @@
                 <w:i w:val="0"/>
                 <w:sz w:val="15"/>
               </w:rPr>
-              <w:t>all rows = 4</w:t>
+              <w:t>salvage_value = round(0.30 x unit_cost, 2) on every row</w:t>
             </w:r>
           </w:p>
         </w:tc>
@@ -20487,7 +21990,7 @@
                 <w:i w:val="0"/>
                 <w:sz w:val="12"/>
               </w:rPr>
-              <w:t>F-11</w:t>
+              <w:t>F-12</w:t>
             </w:r>
           </w:p>
         </w:tc>
@@ -20506,7 +22009,7 @@
                 <w:i w:val="0"/>
                 <w:sz w:val="15"/>
               </w:rPr>
-              <w:t>leftovers go for 30% of cost</w:t>
+              <w:t>slow movers</w:t>
             </w:r>
           </w:p>
         </w:tc>
@@ -20526,15 +22029,15 @@
                 <w:i w:val="0"/>
                 <w:sz w:val="12"/>
               </w:rPr>
-              <w:t>data/events.csv; config.py:38</w:t>
-            </w:r>
-            <w:r>
-              <w:rPr>
-                <w:b w:val="0"/>
-                <w:i w:val="0"/>
-                <w:sz w:val="15"/>
-              </w:rPr>
-              <w:t xml:space="preserve"> · salvage_value vs unit_cost</w:t>
+              <w:t>src/markdown_optimizer/data.py:241-243</w:t>
+            </w:r>
+            <w:r>
+              <w:rPr>
+                <w:b w:val="0"/>
+                <w:i w:val="0"/>
+                <w:sz w:val="15"/>
+              </w:rPr>
+              <w:t xml:space="preserve"> · slow = SKUs below the 60th percentile of base demand</w:t>
             </w:r>
           </w:p>
         </w:tc>
@@ -20553,125 +22056,13 @@
                 <w:i w:val="0"/>
                 <w:sz w:val="15"/>
               </w:rPr>
-              <w:t>salvage_value = round(0.30 x unit_cost, 2) on every row</w:t>
+              <w:t>-</w:t>
             </w:r>
           </w:p>
         </w:tc>
         <w:tc>
           <w:tcPr>
             <w:tcW w:type="dxa" w:w="850"/>
-          </w:tcPr>
-          <w:p>
-            <w:pPr>
-              <w:spacing w:after="0"/>
-            </w:pPr>
-            <w:r/>
-            <w:r>
-              <w:rPr>
-                <w:b w:val="0"/>
-                <w:i w:val="0"/>
-                <w:sz w:val="15"/>
-              </w:rPr>
-              <w:t>✓</w:t>
-            </w:r>
-          </w:p>
-        </w:tc>
-      </w:tr>
-      <w:tr>
-        <w:tc>
-          <w:tcPr>
-            <w:tcW w:type="dxa" w:w="624"/>
-            <w:shd w:val="clear" w:color="auto" w:fill="F3F4F6"/>
-          </w:tcPr>
-          <w:p>
-            <w:pPr>
-              <w:spacing w:after="0"/>
-            </w:pPr>
-            <w:r/>
-            <w:r>
-              <w:rPr>
-                <w:rFonts w:ascii="JetBrains Mono" w:hAnsi="JetBrains Mono" w:eastAsia="JetBrains Mono"/>
-                <w:b w:val="0"/>
-                <w:i w:val="0"/>
-                <w:sz w:val="12"/>
-              </w:rPr>
-              <w:t>F-12</w:t>
-            </w:r>
-          </w:p>
-        </w:tc>
-        <w:tc>
-          <w:tcPr>
-            <w:tcW w:type="dxa" w:w="1928"/>
-            <w:shd w:val="clear" w:color="auto" w:fill="F3F4F6"/>
-          </w:tcPr>
-          <w:p>
-            <w:pPr>
-              <w:spacing w:after="0"/>
-            </w:pPr>
-            <w:r/>
-            <w:r>
-              <w:rPr>
-                <w:b w:val="0"/>
-                <w:i w:val="0"/>
-                <w:sz w:val="15"/>
-              </w:rPr>
-              <w:t>slow movers</w:t>
-            </w:r>
-          </w:p>
-        </w:tc>
-        <w:tc>
-          <w:tcPr>
-            <w:tcW w:type="dxa" w:w="3402"/>
-            <w:shd w:val="clear" w:color="auto" w:fill="F3F4F6"/>
-          </w:tcPr>
-          <w:p>
-            <w:pPr>
-              <w:spacing w:after="0"/>
-            </w:pPr>
-            <w:r/>
-            <w:r>
-              <w:rPr>
-                <w:rFonts w:ascii="JetBrains Mono" w:hAnsi="JetBrains Mono" w:eastAsia="JetBrains Mono"/>
-                <w:b w:val="0"/>
-                <w:i w:val="0"/>
-                <w:sz w:val="12"/>
-              </w:rPr>
-              <w:t>src/markdown_optimizer/data.py:241-243</w:t>
-            </w:r>
-            <w:r>
-              <w:rPr>
-                <w:b w:val="0"/>
-                <w:i w:val="0"/>
-                <w:sz w:val="15"/>
-              </w:rPr>
-              <w:t xml:space="preserve"> · slow = SKUs below the 60th percentile of base demand</w:t>
-            </w:r>
-          </w:p>
-        </w:tc>
-        <w:tc>
-          <w:tcPr>
-            <w:tcW w:type="dxa" w:w="3061"/>
-            <w:shd w:val="clear" w:color="auto" w:fill="F3F4F6"/>
-          </w:tcPr>
-          <w:p>
-            <w:pPr>
-              <w:spacing w:after="0"/>
-            </w:pPr>
-            <w:r/>
-            <w:r>
-              <w:rPr>
-                <w:b w:val="0"/>
-                <w:i w:val="0"/>
-                <w:sz w:val="15"/>
-              </w:rPr>
-              <w:t>-</w:t>
-            </w:r>
-          </w:p>
-        </w:tc>
-        <w:tc>
-          <w:tcPr>
-            <w:tcW w:type="dxa" w:w="850"/>
-            <w:shd w:val="clear" w:color="auto" w:fill="F3F4F6"/>
           </w:tcPr>
           <w:p>
             <w:pPr>
@@ -20739,7 +22130,7 @@
           <w:i w:val="0"/>
           <w:sz w:val="18"/>
         </w:rPr>
-        <w:t>To change this slide: Headline spans #hook-l1..l3 and chips #hook-f1..f3 in compositions/s02-hook.html; sizes come from src/markdown_optimizer/config.py.</w:t>
+        <w:t>To change this slide: Headline spans #hook-l1..l3, chips #hook-f1..f3 and #hook-def in compositions/s02-hook.html; sizes come from src/markdown_optimizer/config.py.</w:t>
       </w:r>
     </w:p>
     <w:p>
@@ -20763,7 +22154,7 @@
           <w:color w:val="4B5563"/>
           <w:sz w:val="18"/>
         </w:rPr>
-        <w:t xml:space="preserve">11.3-19.3 s · composition </w:t>
+        <w:t xml:space="preserve">11.7-19.7 s · composition </w:t>
       </w:r>
       <w:r>
         <w:rPr>
@@ -20869,6 +22260,21 @@
           <w:color w:val="4B5563"/>
           <w:sz w:val="18"/>
         </w:rPr>
+        <w:t>Read left to right: learn how price moves each product's sales, then try every discount path and keep the best.</w:t>
+      </w:r>
+    </w:p>
+    <w:p>
+      <w:pPr>
+        <w:spacing w:after="20"/>
+        <w:ind w:left="283"/>
+      </w:pPr>
+      <w:r>
+        <w:rPr>
+          <w:b w:val="0"/>
+          <w:i w:val="0"/>
+          <w:color w:val="4B5563"/>
+          <w:sz w:val="18"/>
+        </w:rPr>
         <w:t>SALES HISTORY 3 years, every price change → [LEARN FROM HISTORY: PRICE EFFECT how much does price move sales? → BORROW thin products lean on their category] → [EVERY CLEARANCE EVENT: TRY EVERY PATH each 4-week markdown, scored → CLEAR 75% enough stock must sell] → MARKDOWN PLAN ✓ more margin ✓ stock clears ✓ checked on truth</w:t>
       </w:r>
     </w:p>
@@ -21060,7 +22466,7 @@
                 <w:i w:val="0"/>
                 <w:sz w:val="15"/>
               </w:rPr>
-              <w:t>4-week events</w:t>
+              <w:t>over 4 weeks / 4-week markdown path</w:t>
             </w:r>
           </w:p>
         </w:tc>
@@ -21279,7 +22685,7 @@
                 <w:i w:val="0"/>
                 <w:sz w:val="15"/>
               </w:rPr>
-              <w:t>score all 210 / 210 of them / 210 paths/SKU-event / scored 210 / 210</w:t>
+              <w:t>score all 210 / 210 of them / 210 paths per SKU / scored 210 / 210 / best margin of 210 paths</w:t>
             </w:r>
           </w:p>
         </w:tc>
@@ -21498,7 +22904,7 @@
                 <w:i w:val="0"/>
                 <w:sz w:val="15"/>
               </w:rPr>
-              <w:t>CLEAR 75% / clears 75% / ≥ 75% sold? / target 75%</w:t>
+              <w:t>CLEAR 75% / clears 75% / ≥ 75% sold? / target 75% / 75% must sell</w:t>
             </w:r>
           </w:p>
         </w:tc>
@@ -21607,7 +23013,7 @@
                 <w:i w:val="0"/>
                 <w:sz w:val="15"/>
               </w:rPr>
-              <w:t>thin products lean on their category / steadied by its category / EB shrinkage toward category</w:t>
+              <w:t>thin products lean on their category / steadied by its category / Category blend · empirical Bayes · thin SKUs lean most</w:t>
             </w:r>
           </w:p>
         </w:tc>
@@ -21755,7 +23161,7 @@
           <w:color w:val="4B5563"/>
           <w:sz w:val="18"/>
         </w:rPr>
-        <w:t xml:space="preserve">19.3-26.3 s · composition </w:t>
+        <w:t xml:space="preserve">19.7-26.7 s · composition </w:t>
       </w:r>
       <w:r>
         <w:rPr>
@@ -21847,6 +23253,21 @@
           <w:sz w:val="18"/>
         </w:rPr>
         <w:t>Its own markdown for every product</w:t>
+      </w:r>
+    </w:p>
+    <w:p>
+      <w:pPr>
+        <w:spacing w:after="20"/>
+        <w:ind w:left="283"/>
+      </w:pPr>
+      <w:r>
+        <w:rPr>
+          <w:b w:val="0"/>
+          <w:i w:val="0"/>
+          <w:color w:val="4B5563"/>
+          <w:sz w:val="18"/>
+        </w:rPr>
+        <w:t>Two real products in one clearance. Grey = 30% off every week, green = its own plan; higher margin is better.</w:t>
       </w:r>
     </w:p>
     <w:p>
@@ -22112,7 +23533,7 @@
                 <w:i w:val="0"/>
                 <w:sz w:val="15"/>
               </w:rPr>
-              <w:t>4-week events</w:t>
+              <w:t>over 4 weeks / 4-week markdown path</w:t>
             </w:r>
           </w:p>
         </w:tc>
@@ -22221,7 +23642,7 @@
                 <w:i w:val="0"/>
                 <w:sz w:val="15"/>
               </w:rPr>
-              <w:t>score all 210 / 210 of them / 210 paths/SKU-event / scored 210 / 210</w:t>
+              <w:t>score all 210 / 210 of them / 210 paths per SKU / scored 210 / 210 / best margin of 210 paths</w:t>
             </w:r>
           </w:p>
         </w:tc>
@@ -22331,7 +23752,7 @@
                 <w:i w:val="0"/>
                 <w:sz w:val="15"/>
               </w:rPr>
-              <w:t>CLEAR 75% / clears 75% / ≥ 75% sold? / target 75%</w:t>
+              <w:t>CLEAR 75% / clears 75% / ≥ 75% sold? / target 75% / 75% must sell</w:t>
             </w:r>
           </w:p>
         </w:tc>
@@ -22988,7 +24409,7 @@
                 <w:i w:val="0"/>
                 <w:sz w:val="15"/>
               </w:rPr>
-              <w:t>the price never goes back up / never back up</w:t>
+              <w:t>the price never goes back up / never rises</w:t>
             </w:r>
           </w:p>
         </w:tc>
@@ -23097,7 +24518,7 @@
                 <w:i w:val="0"/>
                 <w:sz w:val="15"/>
               </w:rPr>
-              <w:t>thin products lean on their category / steadied by its category / EB shrinkage toward category</w:t>
+              <w:t>thin products lean on their category / steadied by its category / Category blend · empirical Bayes · thin SKUs lean most</w:t>
             </w:r>
           </w:p>
         </w:tc>
@@ -23245,7 +24666,7 @@
           <w:color w:val="4B5563"/>
           <w:sz w:val="18"/>
         </w:rPr>
-        <w:t xml:space="preserve">26.0-43.0 s · composition </w:t>
+        <w:t xml:space="preserve">26.4-43.4 s · composition </w:t>
       </w:r>
       <w:r>
         <w:rPr>
@@ -23351,7 +24772,7 @@
           <w:color w:val="4B5563"/>
           <w:sz w:val="18"/>
         </w:rPr>
-        <w:t>Layers: SOURCES · FEATURES · MODELS · DECISION · OUTPUTS · cli.py; band: EVALUATION · OFFLINE, ON SEALED TRUTH</w:t>
+        <w:t>Each box is a real file. Data flows left to right; the band below grades each plan on the hidden true demand.</w:t>
       </w:r>
     </w:p>
     <w:p>
@@ -23366,7 +24787,7 @@
           <w:color w:val="4B5563"/>
           <w:sz w:val="18"/>
         </w:rPr>
-        <w:t>generate_data.py Seeded generator (seed 7 · 400 SKUs) → sales.csv (61,799 SKU-weeks), events.csv (300 SKU-events), data/truth/ (true β, γ, prices · eval code only)</w:t>
+        <w:t>Layers: SOURCES · FEATURES · MODELS · DECISION · OUTPUTS · cli.py; band: EVALUATION · HIDDEN TRUE DEMAND</w:t>
       </w:r>
     </w:p>
     <w:p>
@@ -23381,7 +24802,7 @@
           <w:color w:val="4B5563"/>
           <w:sz w:val="18"/>
         </w:rPr>
-        <w:t>sales.csv —61,799 rows→ features.py prepare() (comp. gaps filled · post-promo flag · Fourier season) —design matrix→ elasticity.py: Poisson GLM (IRLS · one per SKU · bulk-order refit) —β̂ ± se→ EB shrinkage (DerSimonian-Laird · toward category) —pooled β, γ→ fit_controls() (β, γ held fixed · refit season, promo)</w:t>
+        <w:t>generate_data.py Seeded generator (seed 7 · 400 SKUs) → sales.csv (61,799 SKU-weeks), events.csv (300 SKU-events), data/truth/ (true price effects · eval code only)</w:t>
       </w:r>
     </w:p>
     <w:p>
@@ -23396,7 +24817,7 @@
           <w:color w:val="4B5563"/>
           <w:sz w:val="18"/>
         </w:rPr>
-        <w:t>—coefs→ simulate.py Planner's curve (competitor held flat) —E[units]→ optimize.py Ladder search (210 paths/SKU-event · 0-60%, never back up · exhaustive, no solver · scored 210 / 210) → ≥ 75% sold? —yes→ markdown_plan.csv (4 weekly depths) —review→ Pricing analyst (outside repo); —no→ else: max sell-through</w:t>
+        <w:t>sales.csv —61,799 rows→ features.py prepare() (gaps filled · dip after promos · seasonal pattern) —model inputs→ elasticity.py: Poisson GLM (one fit per SKU · bulk orders removed) —estimates→ Category blend (empirical Bayes · thin SKUs lean most) —blended→ fit_controls() (price effect fixed · refit season, promos)</w:t>
       </w:r>
     </w:p>
     <w:p>
@@ -23411,7 +24832,7 @@
           <w:color w:val="4B5563"/>
           <w:sz w:val="18"/>
         </w:rPr>
-        <w:t>events.csv —stock · cost · salvage→ ladder search; fit_controls —model baseline→ lift.py Promo lift (6,531 past promos); data/truth —true curve + real prices→ simulate.py Score every plan on the true curve (400 paired draws × 300 SKU-events · seed 11; no markdown · 30% rule · 4 estimators · best blanket · oracle); markdown_plan —all plans→ scorer —margin · CI→ results.json (report.md + 7 CSVs) ··make sweep: seeds 8-11··&gt; generator</w:t>
+        <w:t>—fit→ simulate.py Planner's curve (competitor price held) —forecast→ optimize.py Ladder search (210 paths per SKU · 0–60%, never rises · all scored, no solver · scored 210 / 210) → ≥ 75% sold? —yes→ markdown_plan.csv (4 weekly discounts) —review→ Pricing analyst (outside repo); —no→ else: sell the most</w:t>
       </w:r>
     </w:p>
     <w:p>
@@ -23426,7 +24847,22 @@
           <w:color w:val="4B5563"/>
           <w:sz w:val="18"/>
         </w:rPr>
-        <w:t>batch CLI · make run ≈ 10 s · no network; critical path: sales.csv → markdown_plan.csv</w:t>
+        <w:t>events.csv —stock · cost · leftover→ ladder search; fit_controls —model baseline→ lift.py Promo lift (6,531 past promos); data/truth —true curve + real prices→ simulate.py Score every plan on the true curve (400 paired draws × 300 SKU-events · seed 11; vs 30% rule · one depth for all · a perfect planner); markdown_plan —all plans→ scorer —margins→ results.json (report.md + 7 CSVs) ··make sweep: seeds 8-11··&gt; generator</w:t>
+      </w:r>
+    </w:p>
+    <w:p>
+      <w:pPr>
+        <w:spacing w:after="20"/>
+        <w:ind w:left="283"/>
+      </w:pPr>
+      <w:r>
+        <w:rPr>
+          <w:b w:val="0"/>
+          <w:i w:val="0"/>
+          <w:color w:val="4B5563"/>
+          <w:sz w:val="18"/>
+        </w:rPr>
+        <w:t>make run ≈ 10 s · offline; critical path: sales.csv → markdown_plan.csv</w:t>
       </w:r>
     </w:p>
     <w:p>
@@ -23821,7 +25257,7 @@
                 <w:i w:val="0"/>
                 <w:sz w:val="15"/>
               </w:rPr>
-              <w:t>0–60% off</w:t>
+              <w:t>discounts 0–60% / 0–60%, never rises</w:t>
             </w:r>
           </w:p>
         </w:tc>
@@ -23930,7 +25366,7 @@
                 <w:i w:val="0"/>
                 <w:sz w:val="15"/>
               </w:rPr>
-              <w:t>score all 210 / 210 of them / 210 paths/SKU-event / scored 210 / 210</w:t>
+              <w:t>score all 210 / 210 of them / 210 paths per SKU / scored 210 / 210 / best margin of 210 paths</w:t>
             </w:r>
           </w:p>
         </w:tc>
@@ -24040,7 +25476,7 @@
                 <w:i w:val="0"/>
                 <w:sz w:val="15"/>
               </w:rPr>
-              <w:t>CLEAR 75% / clears 75% / ≥ 75% sold? / target 75%</w:t>
+              <w:t>CLEAR 75% / clears 75% / ≥ 75% sold? / target 75% / 75% must sell</w:t>
             </w:r>
           </w:p>
         </w:tc>
@@ -24149,7 +25585,7 @@
                 <w:i w:val="0"/>
                 <w:sz w:val="15"/>
               </w:rPr>
-              <w:t>the price never goes back up / never back up</w:t>
+              <w:t>the price never goes back up / never rises</w:t>
             </w:r>
           </w:p>
         </w:tc>
@@ -24259,7 +25695,7 @@
                 <w:i w:val="0"/>
                 <w:sz w:val="15"/>
               </w:rPr>
-              <w:t>thin products lean on their category / steadied by its category / EB shrinkage toward category</w:t>
+              <w:t>thin products lean on their category / steadied by its category / Category blend · empirical Bayes · thin SKUs lean most</w:t>
             </w:r>
           </w:p>
         </w:tc>
@@ -24368,7 +25804,7 @@
                 <w:i w:val="0"/>
                 <w:sz w:val="15"/>
               </w:rPr>
-              <w:t>generate_data.py, sales.csv, events.csv, features.py prepare(), Poisson GLM, EB shrinkage, fit_controls(), simulate.py planner's curve, optimize.py ladder search, markdown_plan.csv, data/truth/, lift.py, simulate.py scorer, results.json, report.md, cli.py</w:t>
+              <w:t>generate_data.py, sales.csv, events.csv, features.py prepare(), Poisson GLM, Category blend (empirical Bayes), fit_controls(), simulate.py planner's curve, optimize.py ladder search, markdown_plan.csv, data/truth/, lift.py, simulate.py scorer, results.json, report.md, cli.py</w:t>
             </w:r>
           </w:p>
         </w:tc>
@@ -24478,7 +25914,7 @@
                 <w:i w:val="0"/>
                 <w:sz w:val="15"/>
               </w:rPr>
-              <w:t>no → else: max sell-through</w:t>
+              <w:t>no → else: sell the most</w:t>
             </w:r>
           </w:p>
         </w:tc>
@@ -25025,7 +26461,7 @@
                 <w:i w:val="0"/>
                 <w:sz w:val="15"/>
               </w:rPr>
-              <w:t>make run ≈ 10 s / ~10 s</w:t>
+              <w:t>make run ≈ 10 s · offline / ~10 s</w:t>
             </w:r>
           </w:p>
         </w:tc>
@@ -25135,7 +26571,7 @@
                 <w:i w:val="0"/>
                 <w:sz w:val="15"/>
               </w:rPr>
-              <w:t>no network</w:t>
+              <w:t>offline</w:t>
             </w:r>
           </w:p>
         </w:tc>
@@ -25244,7 +26680,7 @@
                 <w:i w:val="0"/>
                 <w:sz w:val="15"/>
               </w:rPr>
-              <w:t>data/truth/ · eval code only · sealed</w:t>
+              <w:t>data/truth/ · true price effects · eval code only · sealed</w:t>
             </w:r>
           </w:p>
         </w:tc>
@@ -25354,7 +26790,7 @@
                 <w:i w:val="0"/>
                 <w:sz w:val="15"/>
               </w:rPr>
-              <w:t>competitor held flat</w:t>
+              <w:t>competitor price held</w:t>
             </w:r>
           </w:p>
         </w:tc>
@@ -25463,7 +26899,7 @@
                 <w:i w:val="0"/>
                 <w:sz w:val="15"/>
               </w:rPr>
-              <w:t>IRLS · one per SKU · bulk-order refit · 4 estimators</w:t>
+              <w:t>Poisson GLM · one fit per SKU · bulk orders removed</w:t>
             </w:r>
           </w:p>
         </w:tc>
@@ -25716,6 +27152,20 @@
       </w:r>
     </w:p>
     <w:p>
+      <w:pPr>
+        <w:spacing w:after="20"/>
+        <w:ind w:left="283"/>
+      </w:pPr>
+      <w:r>
+        <w:rPr>
+          <w:b w:val="0"/>
+          <w:i w:val="0"/>
+          <w:sz w:val="18"/>
+        </w:rPr>
+        <w:t>• Off the critical path, boxes dim to 75% opacity (text stays &gt;= 4.5:1).</w:t>
+      </w:r>
+    </w:p>
+    <w:p>
       <w:r>
         <w:rPr>
           <w:b w:val="0"/>
@@ -25746,7 +27196,7 @@
           <w:color w:val="4B5563"/>
           <w:sz w:val="18"/>
         </w:rPr>
-        <w:t xml:space="preserve">42.6-57.2 s · composition </w:t>
+        <w:t xml:space="preserve">43.0-57.6 s · composition </w:t>
       </w:r>
       <w:r>
         <w:rPr>
@@ -25876,7 +27326,7 @@
           <w:color w:val="4B5563"/>
           <w:sz w:val="18"/>
         </w:rPr>
-        <w:t>400 elasticities, estimated alone, then pooled.</w:t>
+        <w:t>400 price sensitivities, estimated alone, then blended.</w:t>
       </w:r>
     </w:p>
     <w:p>
@@ -25891,7 +27341,52 @@
           <w:color w:val="4B5563"/>
           <w:sz w:val="18"/>
         </w:rPr>
-        <w:t>Scatter: true elasticity (known from the generator) vs estimated; perfect estimate line; MEAN ABSOLUTE ERROR VS TRUTH 0.385 (each SKU on its own) → 0.279 (partial pooling); Fewest promotions: 0.497 → 0.321; −28% error</w:t>
+        <w:t>Elasticity = how much sales move when price moves. One dot per SKU; closer to the dashed line is better.</w:t>
+      </w:r>
+    </w:p>
+    <w:p>
+      <w:pPr>
+        <w:spacing w:after="20"/>
+        <w:ind w:left="283"/>
+      </w:pPr>
+      <w:r>
+        <w:rPr>
+          <w:b w:val="0"/>
+          <w:i w:val="0"/>
+          <w:color w:val="4B5563"/>
+          <w:sz w:val="18"/>
+        </w:rPr>
+        <w:t>Scatter: true value (known from the generator) vs our estimate; perfect estimate line; AVERAGE MISS VS THE TRUE VALUE 0.385 (each SKU on its own) → 0.279 (blended with its category); Rarely promoted SKUs: 0.497 → 0.321; −28% error</w:t>
+      </w:r>
+    </w:p>
+    <w:p>
+      <w:pPr>
+        <w:spacing w:after="20"/>
+        <w:ind w:left="283"/>
+      </w:pPr>
+      <w:r>
+        <w:rPr>
+          <w:b w:val="0"/>
+          <w:i w:val="0"/>
+          <w:color w:val="4B5563"/>
+          <w:sz w:val="18"/>
+        </w:rPr>
+        <w:t>Then every clearance event is scored on the true demand.</w:t>
+      </w:r>
+    </w:p>
+    <w:p>
+      <w:pPr>
+        <w:spacing w:after="20"/>
+        <w:ind w:left="283"/>
+      </w:pPr>
+      <w:r>
+        <w:rPr>
+          <w:b w:val="0"/>
+          <w:i w:val="0"/>
+          <w:color w:val="4B5563"/>
+          <w:sz w:val="18"/>
+        </w:rPr>
+        <w:t>Margin = profit after leftover losses, per event of 100 SKUs; a longer bar is better.</w:t>
       </w:r>
     </w:p>
     <w:p>
@@ -26316,7 +27811,7 @@
                 <w:i w:val="0"/>
                 <w:sz w:val="15"/>
               </w:rPr>
-              <w:t>0.385</w:t>
+              <w:t>0.385 / estimate error 0.385</w:t>
             </w:r>
           </w:p>
         </w:tc>
@@ -26425,7 +27920,7 @@
                 <w:i w:val="0"/>
                 <w:sz w:val="15"/>
               </w:rPr>
-              <w:t>0.279</w:t>
+              <w:t>0.279 / estimate error 0.279</w:t>
             </w:r>
           </w:p>
         </w:tc>
@@ -26535,7 +28030,7 @@
                 <w:i w:val="0"/>
                 <w:sz w:val="15"/>
               </w:rPr>
-              <w:t>Fewest promotions: 0.497</w:t>
+              <w:t>Rarely promoted SKUs: 0.497</w:t>
             </w:r>
           </w:p>
         </w:tc>
@@ -26754,7 +28249,7 @@
                 <w:i w:val="0"/>
                 <w:sz w:val="15"/>
               </w:rPr>
-              <w:t>−28% error / −28% / cut elasticity error 28%</w:t>
+              <w:t>−28% error / −28% / Blending cut the error 28%</w:t>
             </w:r>
           </w:p>
         </w:tc>
@@ -27337,7 +28832,7 @@
           <w:color w:val="4B5563"/>
           <w:sz w:val="18"/>
         </w:rPr>
-        <w:t xml:space="preserve">56.9-69.9 s · composition </w:t>
+        <w:t xml:space="preserve">57.3-70.3 s · composition </w:t>
       </w:r>
       <w:r>
         <w:rPr>
@@ -27429,6 +28924,21 @@
           <w:sz w:val="18"/>
         </w:rPr>
         <w:t>What the pricing analyst gets</w:t>
+      </w:r>
+    </w:p>
+    <w:p>
+      <w:pPr>
+        <w:spacing w:after="20"/>
+        <w:ind w:left="283"/>
+      </w:pPr>
+      <w:r>
+        <w:rPr>
+          <w:b w:val="0"/>
+          <w:i w:val="0"/>
+          <w:color w:val="4B5563"/>
+          <w:sz w:val="18"/>
+        </w:rPr>
+        <w:t>W1–W4 = each week's discount. ELAST = how much price moves its sales. MARGIN vs 30% OFF: higher is better.</w:t>
       </w:r>
     </w:p>
     <w:p>
@@ -27563,7 +29073,7 @@
           <w:color w:val="4B5563"/>
           <w:sz w:val="18"/>
         </w:rPr>
-        <w:t>STORE SHELF · EXPECTED SALES — price tags full → weekly depth, WEEK 1-4, 97% / 98% / 99% / 75% sold</w:t>
+        <w:t>STORE SHELF · EXPECTED % SOLD — price tags full → weekly depth, WEEK 1-4, 97% / 98% / 99% / 75%</w:t>
       </w:r>
     </w:p>
     <w:p>
@@ -27754,7 +29264,7 @@
                 <w:i w:val="0"/>
                 <w:sz w:val="15"/>
               </w:rPr>
-              <w:t>CLEAR 75% / clears 75% / ≥ 75% sold? / target 75%</w:t>
+              <w:t>CLEAR 75% / clears 75% / ≥ 75% sold? / target 75% / 75% must sell</w:t>
             </w:r>
           </w:p>
         </w:tc>
@@ -28630,7 +30140,7 @@
                 <w:i w:val="0"/>
                 <w:sz w:val="15"/>
               </w:rPr>
-              <w:t>75% / 75% sold</w:t>
+              <w:t>75% / 75% (shelf)</w:t>
             </w:r>
           </w:p>
         </w:tc>
@@ -28915,7 +30425,7 @@
           <w:color w:val="4B5563"/>
           <w:sz w:val="18"/>
         </w:rPr>
-        <w:t xml:space="preserve">69.6-78.4 s · composition </w:t>
+        <w:t xml:space="preserve">70.0-78.8 s · composition </w:t>
       </w:r>
       <w:r>
         <w:rPr>
@@ -29021,6 +30531,21 @@
           <w:color w:val="4B5563"/>
           <w:sz w:val="18"/>
         </w:rPr>
+        <w:t>All 300 SKU-events, scored on the true demand. Margin = profit after leftover losses; higher is better.</w:t>
+      </w:r>
+    </w:p>
+    <w:p>
+      <w:pPr>
+        <w:spacing w:after="20"/>
+        <w:ind w:left="283"/>
+      </w:pPr>
+      <w:r>
+        <w:rPr>
+          <w:b w:val="0"/>
+          <w:i w:val="0"/>
+          <w:color w:val="4B5563"/>
+          <w:sz w:val="18"/>
+        </w:rPr>
         <w:t>OPTIMIZER 3.0× margin of the 30% rule · 18,877 → 56,628</w:t>
       </w:r>
     </w:p>
@@ -29036,7 +30561,7 @@
           <w:color w:val="4B5563"/>
           <w:sz w:val="18"/>
         </w:rPr>
-        <w:t>OPTIMIZER 87% of the headroom to a perfect planner · upper bound 62,373</w:t>
+        <w:t>OPTIMIZER 87% of the gap to a perfect planner · upper bound 62,373</w:t>
       </w:r>
     </w:p>
     <w:p>
@@ -29051,7 +30576,7 @@
           <w:color w:val="4B5563"/>
           <w:sz w:val="18"/>
         </w:rPr>
-        <w:t>ELASTICITY −28% elasticity error with pooling · MAE 0.385 → 0.279</w:t>
+        <w:t>ESTIMATE −28% estimate error from blending · avg miss 0.385 → 0.279</w:t>
       </w:r>
     </w:p>
     <w:p>
@@ -29081,7 +30606,7 @@
           <w:color w:val="4B5563"/>
           <w:sz w:val="18"/>
         </w:rPr>
-        <w:t>400 paired demand draws per SKU-event · seed 7 · plans never see the true curve</w:t>
+        <w:t>Every plan faces the same 400 random demand draws · seed 7 · plans never see the true curve</w:t>
       </w:r>
     </w:p>
     <w:p>
@@ -29257,7 +30782,7 @@
                 <w:i w:val="0"/>
                 <w:sz w:val="15"/>
               </w:rPr>
-              <w:t>CLEAR 75% / clears 75% / ≥ 75% sold? / target 75%</w:t>
+              <w:t>CLEAR 75% / clears 75% / ≥ 75% sold? / target 75% / 75% must sell</w:t>
             </w:r>
           </w:p>
         </w:tc>
@@ -29804,7 +31329,7 @@
                 <w:i w:val="0"/>
                 <w:sz w:val="15"/>
               </w:rPr>
-              <w:t>0.385</w:t>
+              <w:t>0.385 / estimate error 0.385</w:t>
             </w:r>
           </w:p>
         </w:tc>
@@ -29914,7 +31439,7 @@
                 <w:i w:val="0"/>
                 <w:sz w:val="15"/>
               </w:rPr>
-              <w:t>0.279</w:t>
+              <w:t>0.279 / estimate error 0.279</w:t>
             </w:r>
           </w:p>
         </w:tc>
@@ -30023,7 +31548,7 @@
                 <w:i w:val="0"/>
                 <w:sz w:val="15"/>
               </w:rPr>
-              <w:t>−28% error / −28% / cut elasticity error 28%</w:t>
+              <w:t>−28% error / −28% / Blending cut the error 28%</w:t>
             </w:r>
           </w:p>
         </w:tc>
@@ -30242,7 +31767,7 @@
                 <w:i w:val="0"/>
                 <w:sz w:val="15"/>
               </w:rPr>
-              <w:t>87%</w:t>
+              <w:t>87% / 87% of the gap to a perfect planner</w:t>
             </w:r>
           </w:p>
         </w:tc>
@@ -30705,7 +32230,7 @@
         <w:pStyle w:val="Heading3"/>
       </w:pPr>
       <w:r>
-        <w:t>Slide 09: What didn't win</w:t>
+        <w:t>Slide 09: Lesson and fix</w:t>
       </w:r>
     </w:p>
     <w:p>
@@ -30716,7 +32241,7 @@
           <w:color w:val="4B5563"/>
           <w:sz w:val="18"/>
         </w:rPr>
-        <w:t xml:space="preserve">78.0-84.8 s · composition </w:t>
+        <w:t xml:space="preserve">78.4-87.4 s · composition </w:t>
       </w:r>
       <w:r>
         <w:rPr>
@@ -30792,7 +32317,7 @@
           <w:color w:val="4B5563"/>
           <w:sz w:val="18"/>
         </w:rPr>
-        <w:t>09 · WHAT DIDN'T WIN</w:t>
+        <w:t>09 · LESSON AND FIX</w:t>
       </w:r>
     </w:p>
     <w:p>
@@ -30807,7 +32332,7 @@
           <w:color w:val="4B5563"/>
           <w:sz w:val="18"/>
         </w:rPr>
-        <w:t>Better elasticities barely move the money.</w:t>
+        <w:t>Sharper estimates barely add margin. So I fixed the decision.</w:t>
       </w:r>
     </w:p>
     <w:p>
@@ -30822,7 +32347,7 @@
           <w:color w:val="4B5563"/>
           <w:sz w:val="18"/>
         </w:rPr>
-        <w:t>Margin gained over the 30% rule, 300 SKU-events, true demand curve</w:t>
+        <w:t>Extra margin over 30% off everything, all 300 SKU-events. Margin = profit after leftover losses; higher is better.</w:t>
       </w:r>
     </w:p>
     <w:p>
@@ -30837,7 +32362,7 @@
           <w:color w:val="4B5563"/>
           <w:sz w:val="18"/>
         </w:rPr>
-        <w:t>Best blanket depth (20%, picked with hindsight) +23,884 · Per SKU, no pooling (elasticity MAE 0.385) +36,705 · Per SKU, partial pooling (elasticity MAE 0.279) +37,750 · Knows the true curve (upper bound) +43,496</w:t>
+        <w:t>THE LESSON — Better estimates, same money. Estimate error: miss vs the true price effect; lower is better.</w:t>
       </w:r>
     </w:p>
     <w:p>
@@ -30852,7 +32377,82 @@
           <w:color w:val="4B5563"/>
           <w:sz w:val="18"/>
         </w:rPr>
-        <w:t>Pooling cut elasticity error 28% but added only 1,046 ± 1,042 margin over no pooling. The gain comes from deciding per SKU with a clearance floor.</w:t>
+        <w:t>SKU alone (estimate error 0.385) +36,705 · Category only (estimate error 0.334) +34,581 · Blend of both (estimate error 0.279) +37,750 [TRAP]</w:t>
+      </w:r>
+    </w:p>
+    <w:p>
+      <w:pPr>
+        <w:spacing w:after="20"/>
+        <w:ind w:left="283"/>
+      </w:pPr>
+      <w:r>
+        <w:rPr>
+          <w:b w:val="0"/>
+          <w:i w:val="0"/>
+          <w:color w:val="4B5563"/>
+          <w:sz w:val="18"/>
+        </w:rPr>
+        <w:t>Blending cut the error 28% but added only 1,046 ± 1,042 margin: under 2% of the total.</w:t>
+      </w:r>
+    </w:p>
+    <w:p>
+      <w:pPr>
+        <w:spacing w:after="20"/>
+        <w:ind w:left="283"/>
+      </w:pPr>
+      <w:r>
+        <w:rPr>
+          <w:b w:val="0"/>
+          <w:i w:val="0"/>
+          <w:color w:val="4B5563"/>
+          <w:sz w:val="18"/>
+        </w:rPr>
+        <w:t>THE FIX, IN THE REPO — Its own path per SKU, and 75% must sell. choose(): best margin of 210 paths that still clears 75%</w:t>
+      </w:r>
+    </w:p>
+    <w:p>
+      <w:pPr>
+        <w:spacing w:after="20"/>
+        <w:ind w:left="283"/>
+      </w:pPr>
+      <w:r>
+        <w:rPr>
+          <w:b w:val="0"/>
+          <w:i w:val="0"/>
+          <w:color w:val="4B5563"/>
+          <w:sz w:val="18"/>
+        </w:rPr>
+        <w:t>Own path (clears 90.6%) +37,750 [PICKED] · 20% for all (clears 71.1%) +23,884 · 30% for all (clears 92.1% · today) +0</w:t>
+      </w:r>
+    </w:p>
+    <w:p>
+      <w:pPr>
+        <w:spacing w:after="20"/>
+        <w:ind w:left="283"/>
+      </w:pPr>
+      <w:r>
+        <w:rPr>
+          <w:b w:val="0"/>
+          <w:i w:val="0"/>
+          <w:color w:val="4B5563"/>
+          <w:sz w:val="18"/>
+        </w:rPr>
+        <w:t>Clears = events that sell 75% of stock. 20% was found in hindsight. Own path earns the most.</w:t>
+      </w:r>
+    </w:p>
+    <w:p>
+      <w:pPr>
+        <w:spacing w:after="20"/>
+        <w:ind w:left="283"/>
+      </w:pPr>
+      <w:r>
+        <w:rPr>
+          <w:b w:val="0"/>
+          <w:i w:val="0"/>
+          <w:color w:val="4B5563"/>
+          <w:sz w:val="18"/>
+        </w:rPr>
+        <w:t>PAYOFF — All 300 SKU-events: margin 56,628 vs 18,877 for 30% off · 87% of the gap to a perfect planner</w:t>
       </w:r>
     </w:p>
     <w:p>
@@ -31009,7 +32609,7 @@
                 <w:i w:val="0"/>
                 <w:sz w:val="12"/>
               </w:rPr>
-              <w:t>F-36</w:t>
+              <w:t>F-14</w:t>
             </w:r>
           </w:p>
         </w:tc>
@@ -31028,7 +32628,7 @@
                 <w:i w:val="0"/>
                 <w:sz w:val="15"/>
               </w:rPr>
-              <w:t>0.385</w:t>
+              <w:t>score all 210 / 210 of them / 210 paths per SKU / scored 210 / 210 / best margin of 210 paths</w:t>
             </w:r>
           </w:p>
         </w:tc>
@@ -31048,15 +32648,15 @@
                 <w:i w:val="0"/>
                 <w:sz w:val="12"/>
               </w:rPr>
-              <w:t>outputs/results.json</w:t>
-            </w:r>
-            <w:r>
-              <w:rPr>
-                <w:b w:val="0"/>
-                <w:i w:val="0"/>
-                <w:sz w:val="15"/>
-              </w:rPr>
-              <w:t xml:space="preserve"> · beta_mae_no_pooling</w:t>
+              <w:t>src/markdown_optimizer/optimize.py:25-27; config.py:28-34</w:t>
+            </w:r>
+            <w:r>
+              <w:rPr>
+                <w:b w:val="0"/>
+                <w:i w:val="0"/>
+                <w:sz w:val="15"/>
+              </w:rPr>
+              <w:t xml:space="preserve"> · ladder_paths(4, 7)</w:t>
             </w:r>
           </w:p>
         </w:tc>
@@ -31075,7 +32675,7 @@
                 <w:i w:val="0"/>
                 <w:sz w:val="15"/>
               </w:rPr>
-              <w:t>-</w:t>
+              <w:t>non-decreasing sequences of 4 from 7 rungs = C(7+4-1, 4) = 210</w:t>
             </w:r>
           </w:p>
         </w:tc>
@@ -31117,7 +32717,7 @@
                 <w:i w:val="0"/>
                 <w:sz w:val="12"/>
               </w:rPr>
-              <w:t>F-37</w:t>
+              <w:t>F-16</w:t>
             </w:r>
           </w:p>
         </w:tc>
@@ -31137,7 +32737,7 @@
                 <w:i w:val="0"/>
                 <w:sz w:val="15"/>
               </w:rPr>
-              <w:t>0.279</w:t>
+              <w:t>CLEAR 75% / clears 75% / ≥ 75% sold? / target 75% / 75% must sell</w:t>
             </w:r>
           </w:p>
         </w:tc>
@@ -31166,7 +32766,7 @@
                 <w:i w:val="0"/>
                 <w:sz w:val="15"/>
               </w:rPr>
-              <w:t xml:space="preserve"> · beta_mae_partial_pooling</w:t>
+              <w:t xml:space="preserve"> · sell_through_target</w:t>
             </w:r>
           </w:p>
         </w:tc>
@@ -31186,7 +32786,7 @@
                 <w:i w:val="0"/>
                 <w:sz w:val="15"/>
               </w:rPr>
-              <w:t>-</w:t>
+              <w:t>x 100</w:t>
             </w:r>
           </w:p>
         </w:tc>
@@ -31228,7 +32828,7 @@
                 <w:i w:val="0"/>
                 <w:sz w:val="12"/>
               </w:rPr>
-              <w:t>F-40</w:t>
+              <w:t>F-19</w:t>
             </w:r>
           </w:p>
         </w:tc>
@@ -31247,7 +32847,7 @@
                 <w:i w:val="0"/>
                 <w:sz w:val="15"/>
               </w:rPr>
-              <w:t>−28% error / −28% / cut elasticity error 28%</w:t>
+              <w:t>56,628</w:t>
             </w:r>
           </w:p>
         </w:tc>
@@ -31275,7 +32875,7 @@
                 <w:i w:val="0"/>
                 <w:sz w:val="15"/>
               </w:rPr>
-              <w:t xml:space="preserve"> · beta_mae_partial_pooling, beta_mae_no_pooling</w:t>
+              <w:t xml:space="preserve"> · margin_partial_pooling</w:t>
             </w:r>
           </w:p>
         </w:tc>
@@ -31294,7 +32894,7 @@
                 <w:i w:val="0"/>
                 <w:sz w:val="15"/>
               </w:rPr>
-              <w:t>(0.2792 / 0.3854 - 1) x 100 = -27.6, rounded</w:t>
+              <w:t>-</w:t>
             </w:r>
           </w:p>
         </w:tc>
@@ -31336,7 +32936,7 @@
                 <w:i w:val="0"/>
                 <w:sz w:val="12"/>
               </w:rPr>
-              <w:t>F-58</w:t>
+              <w:t>F-20</w:t>
             </w:r>
           </w:p>
         </w:tc>
@@ -31356,7 +32956,7 @@
                 <w:i w:val="0"/>
                 <w:sz w:val="15"/>
               </w:rPr>
-              <w:t>+23,884</w:t>
+              <w:t>18,877</w:t>
             </w:r>
           </w:p>
         </w:tc>
@@ -31377,15 +32977,15 @@
                 <w:i w:val="0"/>
                 <w:sz w:val="12"/>
               </w:rPr>
-              <w:t>outputs/markdown_summary.csv</w:t>
-            </w:r>
-            <w:r>
-              <w:rPr>
-                <w:b w:val="0"/>
-                <w:i w:val="0"/>
-                <w:sz w:val="15"/>
-              </w:rPr>
-              <w:t xml:space="preserve"> · policy=best_blanket_depth_hindsight, margin_vs_fixed_30</w:t>
+              <w:t>outputs/results.json</w:t>
+            </w:r>
+            <w:r>
+              <w:rPr>
+                <w:b w:val="0"/>
+                <w:i w:val="0"/>
+                <w:sz w:val="15"/>
+              </w:rPr>
+              <w:t xml:space="preserve"> · margin_fixed_30</w:t>
             </w:r>
           </w:p>
         </w:tc>
@@ -31447,7 +33047,7 @@
                 <w:i w:val="0"/>
                 <w:sz w:val="12"/>
               </w:rPr>
-              <w:t>F-59</w:t>
+              <w:t>F-36</w:t>
             </w:r>
           </w:p>
         </w:tc>
@@ -31466,7 +33066,7 @@
                 <w:i w:val="0"/>
                 <w:sz w:val="15"/>
               </w:rPr>
-              <w:t>20%, picked with hindsight</w:t>
+              <w:t>0.385 / estimate error 0.385</w:t>
             </w:r>
           </w:p>
         </w:tc>
@@ -31494,7 +33094,7 @@
                 <w:i w:val="0"/>
                 <w:sz w:val="15"/>
               </w:rPr>
-              <w:t xml:space="preserve"> · best_blanket_depth</w:t>
+              <w:t xml:space="preserve"> · beta_mae_no_pooling</w:t>
             </w:r>
           </w:p>
         </w:tc>
@@ -31513,7 +33113,7 @@
                 <w:i w:val="0"/>
                 <w:sz w:val="15"/>
               </w:rPr>
-              <w:t>x 100</w:t>
+              <w:t>-</w:t>
             </w:r>
           </w:p>
         </w:tc>
@@ -31555,7 +33155,7 @@
                 <w:i w:val="0"/>
                 <w:sz w:val="12"/>
               </w:rPr>
-              <w:t>F-60</w:t>
+              <w:t>F-37</w:t>
             </w:r>
           </w:p>
         </w:tc>
@@ -31575,7 +33175,7 @@
                 <w:i w:val="0"/>
                 <w:sz w:val="15"/>
               </w:rPr>
-              <w:t>+36,705</w:t>
+              <w:t>0.279 / estimate error 0.279</w:t>
             </w:r>
           </w:p>
         </w:tc>
@@ -31596,15 +33196,15 @@
                 <w:i w:val="0"/>
                 <w:sz w:val="12"/>
               </w:rPr>
-              <w:t>outputs/markdown_summary.csv</w:t>
-            </w:r>
-            <w:r>
-              <w:rPr>
-                <w:b w:val="0"/>
-                <w:i w:val="0"/>
-                <w:sz w:val="15"/>
-              </w:rPr>
-              <w:t xml:space="preserve"> · policy=no_pooling, margin_vs_fixed_30</w:t>
+              <w:t>outputs/results.json</w:t>
+            </w:r>
+            <w:r>
+              <w:rPr>
+                <w:b w:val="0"/>
+                <w:i w:val="0"/>
+                <w:sz w:val="15"/>
+              </w:rPr>
+              <w:t xml:space="preserve"> · beta_mae_partial_pooling</w:t>
             </w:r>
           </w:p>
         </w:tc>
@@ -31666,7 +33266,7 @@
                 <w:i w:val="0"/>
                 <w:sz w:val="12"/>
               </w:rPr>
-              <w:t>F-61</w:t>
+              <w:t>F-40</w:t>
             </w:r>
           </w:p>
         </w:tc>
@@ -31685,7 +33285,7 @@
                 <w:i w:val="0"/>
                 <w:sz w:val="15"/>
               </w:rPr>
-              <w:t>+37,750</w:t>
+              <w:t>−28% error / −28% / Blending cut the error 28%</w:t>
             </w:r>
           </w:p>
         </w:tc>
@@ -31705,15 +33305,15 @@
                 <w:i w:val="0"/>
                 <w:sz w:val="12"/>
               </w:rPr>
-              <w:t>outputs/markdown_summary.csv</w:t>
-            </w:r>
-            <w:r>
-              <w:rPr>
-                <w:b w:val="0"/>
-                <w:i w:val="0"/>
-                <w:sz w:val="15"/>
-              </w:rPr>
-              <w:t xml:space="preserve"> · policy=partial_pooling, margin_vs_fixed_30</w:t>
+              <w:t>outputs/results.json</w:t>
+            </w:r>
+            <w:r>
+              <w:rPr>
+                <w:b w:val="0"/>
+                <w:i w:val="0"/>
+                <w:sz w:val="15"/>
+              </w:rPr>
+              <w:t xml:space="preserve"> · beta_mae_partial_pooling, beta_mae_no_pooling</w:t>
             </w:r>
           </w:p>
         </w:tc>
@@ -31732,7 +33332,7 @@
                 <w:i w:val="0"/>
                 <w:sz w:val="15"/>
               </w:rPr>
-              <w:t>-</w:t>
+              <w:t>(0.2792 / 0.3854 - 1) x 100 = -27.6, rounded</w:t>
             </w:r>
           </w:p>
         </w:tc>
@@ -31774,7 +33374,7 @@
                 <w:i w:val="0"/>
                 <w:sz w:val="12"/>
               </w:rPr>
-              <w:t>F-62</w:t>
+              <w:t>F-54</w:t>
             </w:r>
           </w:p>
         </w:tc>
@@ -31794,7 +33394,7 @@
                 <w:i w:val="0"/>
                 <w:sz w:val="15"/>
               </w:rPr>
-              <w:t>+43,496</w:t>
+              <w:t>87% / 87% of the gap to a perfect planner</w:t>
             </w:r>
           </w:p>
         </w:tc>
@@ -31815,15 +33415,15 @@
                 <w:i w:val="0"/>
                 <w:sz w:val="12"/>
               </w:rPr>
-              <w:t>outputs/markdown_summary.csv</w:t>
-            </w:r>
-            <w:r>
-              <w:rPr>
-                <w:b w:val="0"/>
-                <w:i w:val="0"/>
-                <w:sz w:val="15"/>
-              </w:rPr>
-              <w:t xml:space="preserve"> · policy=oracle, margin_vs_fixed_30</w:t>
+              <w:t>outputs/results.json</w:t>
+            </w:r>
+            <w:r>
+              <w:rPr>
+                <w:b w:val="0"/>
+                <w:i w:val="0"/>
+                <w:sz w:val="15"/>
+              </w:rPr>
+              <w:t xml:space="preserve"> · oracle_headroom_captured</w:t>
             </w:r>
           </w:p>
         </w:tc>
@@ -31843,7 +33443,7 @@
                 <w:i w:val="0"/>
                 <w:sz w:val="15"/>
               </w:rPr>
-              <w:t>-</w:t>
+              <w:t>x 100</w:t>
             </w:r>
           </w:p>
         </w:tc>
@@ -31885,7 +33485,7 @@
                 <w:i w:val="0"/>
                 <w:sz w:val="12"/>
               </w:rPr>
-              <w:t>F-63</w:t>
+              <w:t>F-58</w:t>
             </w:r>
           </w:p>
         </w:tc>
@@ -31904,7 +33504,7 @@
                 <w:i w:val="0"/>
                 <w:sz w:val="15"/>
               </w:rPr>
-              <w:t>1,046</w:t>
+              <w:t>+23,884</w:t>
             </w:r>
           </w:p>
         </w:tc>
@@ -31924,15 +33524,15 @@
                 <w:i w:val="0"/>
                 <w:sz w:val="12"/>
               </w:rPr>
-              <w:t>outputs/pooling_comparison.csv</w:t>
-            </w:r>
-            <w:r>
-              <w:rPr>
-                <w:b w:val="0"/>
-                <w:i w:val="0"/>
-                <w:sz w:val="15"/>
-              </w:rPr>
-              <w:t xml:space="preserve"> · comparison='partial_pooling - no_pooling', margin_difference</w:t>
+              <w:t>outputs/markdown_summary.csv</w:t>
+            </w:r>
+            <w:r>
+              <w:rPr>
+                <w:b w:val="0"/>
+                <w:i w:val="0"/>
+                <w:sz w:val="15"/>
+              </w:rPr>
+              <w:t xml:space="preserve"> · policy=best_blanket_depth_hindsight, margin_vs_fixed_30</w:t>
             </w:r>
           </w:p>
         </w:tc>
@@ -31993,7 +33593,7 @@
                 <w:i w:val="0"/>
                 <w:sz w:val="12"/>
               </w:rPr>
-              <w:t>F-64</w:t>
+              <w:t>F-59</w:t>
             </w:r>
           </w:p>
         </w:tc>
@@ -32013,7 +33613,7 @@
                 <w:i w:val="0"/>
                 <w:sz w:val="15"/>
               </w:rPr>
-              <w:t>± 1,042</w:t>
+              <w:t>20% for all · 20% was found in hindsight</w:t>
             </w:r>
           </w:p>
         </w:tc>
@@ -32034,15 +33634,15 @@
                 <w:i w:val="0"/>
                 <w:sz w:val="12"/>
               </w:rPr>
-              <w:t>outputs/pooling_comparison.csv</w:t>
-            </w:r>
-            <w:r>
-              <w:rPr>
-                <w:b w:val="0"/>
-                <w:i w:val="0"/>
-                <w:sz w:val="15"/>
-              </w:rPr>
-              <w:t xml:space="preserve"> · comparison='partial_pooling - no_pooling', ci95_halfwidth</w:t>
+              <w:t>outputs/results.json</w:t>
+            </w:r>
+            <w:r>
+              <w:rPr>
+                <w:b w:val="0"/>
+                <w:i w:val="0"/>
+                <w:sz w:val="15"/>
+              </w:rPr>
+              <w:t xml:space="preserve"> · best_blanket_depth</w:t>
             </w:r>
           </w:p>
         </w:tc>
@@ -32062,7 +33662,7 @@
                 <w:i w:val="0"/>
                 <w:sz w:val="15"/>
               </w:rPr>
-              <w:t>1.96 x sd x sqrt(n)</w:t>
+              <w:t>x 100</w:t>
             </w:r>
           </w:p>
         </w:tc>
@@ -32104,6 +33704,444 @@
                 <w:i w:val="0"/>
                 <w:sz w:val="12"/>
               </w:rPr>
+              <w:t>F-60</w:t>
+            </w:r>
+          </w:p>
+        </w:tc>
+        <w:tc>
+          <w:tcPr>
+            <w:tcW w:type="dxa" w:w="1928"/>
+          </w:tcPr>
+          <w:p>
+            <w:pPr>
+              <w:spacing w:after="0"/>
+            </w:pPr>
+            <w:r/>
+            <w:r>
+              <w:rPr>
+                <w:b w:val="0"/>
+                <w:i w:val="0"/>
+                <w:sz w:val="15"/>
+              </w:rPr>
+              <w:t>+36,705</w:t>
+            </w:r>
+          </w:p>
+        </w:tc>
+        <w:tc>
+          <w:tcPr>
+            <w:tcW w:type="dxa" w:w="3402"/>
+          </w:tcPr>
+          <w:p>
+            <w:pPr>
+              <w:spacing w:after="0"/>
+            </w:pPr>
+            <w:r/>
+            <w:r>
+              <w:rPr>
+                <w:rFonts w:ascii="JetBrains Mono" w:hAnsi="JetBrains Mono" w:eastAsia="JetBrains Mono"/>
+                <w:b w:val="0"/>
+                <w:i w:val="0"/>
+                <w:sz w:val="12"/>
+              </w:rPr>
+              <w:t>outputs/markdown_summary.csv</w:t>
+            </w:r>
+            <w:r>
+              <w:rPr>
+                <w:b w:val="0"/>
+                <w:i w:val="0"/>
+                <w:sz w:val="15"/>
+              </w:rPr>
+              <w:t xml:space="preserve"> · policy=no_pooling, margin_vs_fixed_30</w:t>
+            </w:r>
+          </w:p>
+        </w:tc>
+        <w:tc>
+          <w:tcPr>
+            <w:tcW w:type="dxa" w:w="3061"/>
+          </w:tcPr>
+          <w:p>
+            <w:pPr>
+              <w:spacing w:after="0"/>
+            </w:pPr>
+            <w:r/>
+            <w:r>
+              <w:rPr>
+                <w:b w:val="0"/>
+                <w:i w:val="0"/>
+                <w:sz w:val="15"/>
+              </w:rPr>
+              <w:t>-</w:t>
+            </w:r>
+          </w:p>
+        </w:tc>
+        <w:tc>
+          <w:tcPr>
+            <w:tcW w:type="dxa" w:w="850"/>
+          </w:tcPr>
+          <w:p>
+            <w:pPr>
+              <w:spacing w:after="0"/>
+            </w:pPr>
+            <w:r/>
+            <w:r>
+              <w:rPr>
+                <w:b w:val="0"/>
+                <w:i w:val="0"/>
+                <w:sz w:val="15"/>
+              </w:rPr>
+              <w:t>✓</w:t>
+            </w:r>
+          </w:p>
+        </w:tc>
+      </w:tr>
+      <w:tr>
+        <w:tc>
+          <w:tcPr>
+            <w:tcW w:type="dxa" w:w="624"/>
+            <w:shd w:val="clear" w:color="auto" w:fill="F3F4F6"/>
+          </w:tcPr>
+          <w:p>
+            <w:pPr>
+              <w:spacing w:after="0"/>
+            </w:pPr>
+            <w:r/>
+            <w:r>
+              <w:rPr>
+                <w:rFonts w:ascii="JetBrains Mono" w:hAnsi="JetBrains Mono" w:eastAsia="JetBrains Mono"/>
+                <w:b w:val="0"/>
+                <w:i w:val="0"/>
+                <w:sz w:val="12"/>
+              </w:rPr>
+              <w:t>F-61</w:t>
+            </w:r>
+          </w:p>
+        </w:tc>
+        <w:tc>
+          <w:tcPr>
+            <w:tcW w:type="dxa" w:w="1928"/>
+            <w:shd w:val="clear" w:color="auto" w:fill="F3F4F6"/>
+          </w:tcPr>
+          <w:p>
+            <w:pPr>
+              <w:spacing w:after="0"/>
+            </w:pPr>
+            <w:r/>
+            <w:r>
+              <w:rPr>
+                <w:b w:val="0"/>
+                <w:i w:val="0"/>
+                <w:sz w:val="15"/>
+              </w:rPr>
+              <w:t>+37,750</w:t>
+            </w:r>
+          </w:p>
+        </w:tc>
+        <w:tc>
+          <w:tcPr>
+            <w:tcW w:type="dxa" w:w="3402"/>
+            <w:shd w:val="clear" w:color="auto" w:fill="F3F4F6"/>
+          </w:tcPr>
+          <w:p>
+            <w:pPr>
+              <w:spacing w:after="0"/>
+            </w:pPr>
+            <w:r/>
+            <w:r>
+              <w:rPr>
+                <w:rFonts w:ascii="JetBrains Mono" w:hAnsi="JetBrains Mono" w:eastAsia="JetBrains Mono"/>
+                <w:b w:val="0"/>
+                <w:i w:val="0"/>
+                <w:sz w:val="12"/>
+              </w:rPr>
+              <w:t>outputs/markdown_summary.csv</w:t>
+            </w:r>
+            <w:r>
+              <w:rPr>
+                <w:b w:val="0"/>
+                <w:i w:val="0"/>
+                <w:sz w:val="15"/>
+              </w:rPr>
+              <w:t xml:space="preserve"> · policy=partial_pooling, margin_vs_fixed_30</w:t>
+            </w:r>
+          </w:p>
+        </w:tc>
+        <w:tc>
+          <w:tcPr>
+            <w:tcW w:type="dxa" w:w="3061"/>
+            <w:shd w:val="clear" w:color="auto" w:fill="F3F4F6"/>
+          </w:tcPr>
+          <w:p>
+            <w:pPr>
+              <w:spacing w:after="0"/>
+            </w:pPr>
+            <w:r/>
+            <w:r>
+              <w:rPr>
+                <w:b w:val="0"/>
+                <w:i w:val="0"/>
+                <w:sz w:val="15"/>
+              </w:rPr>
+              <w:t>-</w:t>
+            </w:r>
+          </w:p>
+        </w:tc>
+        <w:tc>
+          <w:tcPr>
+            <w:tcW w:type="dxa" w:w="850"/>
+            <w:shd w:val="clear" w:color="auto" w:fill="F3F4F6"/>
+          </w:tcPr>
+          <w:p>
+            <w:pPr>
+              <w:spacing w:after="0"/>
+            </w:pPr>
+            <w:r/>
+            <w:r>
+              <w:rPr>
+                <w:b w:val="0"/>
+                <w:i w:val="0"/>
+                <w:sz w:val="15"/>
+              </w:rPr>
+              <w:t>✓</w:t>
+            </w:r>
+          </w:p>
+        </w:tc>
+      </w:tr>
+      <w:tr>
+        <w:tc>
+          <w:tcPr>
+            <w:tcW w:type="dxa" w:w="624"/>
+          </w:tcPr>
+          <w:p>
+            <w:pPr>
+              <w:spacing w:after="0"/>
+            </w:pPr>
+            <w:r/>
+            <w:r>
+              <w:rPr>
+                <w:rFonts w:ascii="JetBrains Mono" w:hAnsi="JetBrains Mono" w:eastAsia="JetBrains Mono"/>
+                <w:b w:val="0"/>
+                <w:i w:val="0"/>
+                <w:sz w:val="12"/>
+              </w:rPr>
+              <w:t>F-63</w:t>
+            </w:r>
+          </w:p>
+        </w:tc>
+        <w:tc>
+          <w:tcPr>
+            <w:tcW w:type="dxa" w:w="1928"/>
+          </w:tcPr>
+          <w:p>
+            <w:pPr>
+              <w:spacing w:after="0"/>
+            </w:pPr>
+            <w:r/>
+            <w:r>
+              <w:rPr>
+                <w:b w:val="0"/>
+                <w:i w:val="0"/>
+                <w:sz w:val="15"/>
+              </w:rPr>
+              <w:t>only 1,046</w:t>
+            </w:r>
+          </w:p>
+        </w:tc>
+        <w:tc>
+          <w:tcPr>
+            <w:tcW w:type="dxa" w:w="3402"/>
+          </w:tcPr>
+          <w:p>
+            <w:pPr>
+              <w:spacing w:after="0"/>
+            </w:pPr>
+            <w:r/>
+            <w:r>
+              <w:rPr>
+                <w:rFonts w:ascii="JetBrains Mono" w:hAnsi="JetBrains Mono" w:eastAsia="JetBrains Mono"/>
+                <w:b w:val="0"/>
+                <w:i w:val="0"/>
+                <w:sz w:val="12"/>
+              </w:rPr>
+              <w:t>outputs/pooling_comparison.csv</w:t>
+            </w:r>
+            <w:r>
+              <w:rPr>
+                <w:b w:val="0"/>
+                <w:i w:val="0"/>
+                <w:sz w:val="15"/>
+              </w:rPr>
+              <w:t xml:space="preserve"> · comparison='partial_pooling - no_pooling', margin_difference</w:t>
+            </w:r>
+          </w:p>
+        </w:tc>
+        <w:tc>
+          <w:tcPr>
+            <w:tcW w:type="dxa" w:w="3061"/>
+          </w:tcPr>
+          <w:p>
+            <w:pPr>
+              <w:spacing w:after="0"/>
+            </w:pPr>
+            <w:r/>
+            <w:r>
+              <w:rPr>
+                <w:b w:val="0"/>
+                <w:i w:val="0"/>
+                <w:sz w:val="15"/>
+              </w:rPr>
+              <w:t>-</w:t>
+            </w:r>
+          </w:p>
+        </w:tc>
+        <w:tc>
+          <w:tcPr>
+            <w:tcW w:type="dxa" w:w="850"/>
+          </w:tcPr>
+          <w:p>
+            <w:pPr>
+              <w:spacing w:after="0"/>
+            </w:pPr>
+            <w:r/>
+            <w:r>
+              <w:rPr>
+                <w:b w:val="0"/>
+                <w:i w:val="0"/>
+                <w:sz w:val="15"/>
+              </w:rPr>
+              <w:t>✓</w:t>
+            </w:r>
+          </w:p>
+        </w:tc>
+      </w:tr>
+      <w:tr>
+        <w:tc>
+          <w:tcPr>
+            <w:tcW w:type="dxa" w:w="624"/>
+            <w:shd w:val="clear" w:color="auto" w:fill="F3F4F6"/>
+          </w:tcPr>
+          <w:p>
+            <w:pPr>
+              <w:spacing w:after="0"/>
+            </w:pPr>
+            <w:r/>
+            <w:r>
+              <w:rPr>
+                <w:rFonts w:ascii="JetBrains Mono" w:hAnsi="JetBrains Mono" w:eastAsia="JetBrains Mono"/>
+                <w:b w:val="0"/>
+                <w:i w:val="0"/>
+                <w:sz w:val="12"/>
+              </w:rPr>
+              <w:t>F-64</w:t>
+            </w:r>
+          </w:p>
+        </w:tc>
+        <w:tc>
+          <w:tcPr>
+            <w:tcW w:type="dxa" w:w="1928"/>
+            <w:shd w:val="clear" w:color="auto" w:fill="F3F4F6"/>
+          </w:tcPr>
+          <w:p>
+            <w:pPr>
+              <w:spacing w:after="0"/>
+            </w:pPr>
+            <w:r/>
+            <w:r>
+              <w:rPr>
+                <w:b w:val="0"/>
+                <w:i w:val="0"/>
+                <w:sz w:val="15"/>
+              </w:rPr>
+              <w:t>± 1,042</w:t>
+            </w:r>
+          </w:p>
+        </w:tc>
+        <w:tc>
+          <w:tcPr>
+            <w:tcW w:type="dxa" w:w="3402"/>
+            <w:shd w:val="clear" w:color="auto" w:fill="F3F4F6"/>
+          </w:tcPr>
+          <w:p>
+            <w:pPr>
+              <w:spacing w:after="0"/>
+            </w:pPr>
+            <w:r/>
+            <w:r>
+              <w:rPr>
+                <w:rFonts w:ascii="JetBrains Mono" w:hAnsi="JetBrains Mono" w:eastAsia="JetBrains Mono"/>
+                <w:b w:val="0"/>
+                <w:i w:val="0"/>
+                <w:sz w:val="12"/>
+              </w:rPr>
+              <w:t>outputs/pooling_comparison.csv</w:t>
+            </w:r>
+            <w:r>
+              <w:rPr>
+                <w:b w:val="0"/>
+                <w:i w:val="0"/>
+                <w:sz w:val="15"/>
+              </w:rPr>
+              <w:t xml:space="preserve"> · comparison='partial_pooling - no_pooling', ci95_halfwidth</w:t>
+            </w:r>
+          </w:p>
+        </w:tc>
+        <w:tc>
+          <w:tcPr>
+            <w:tcW w:type="dxa" w:w="3061"/>
+            <w:shd w:val="clear" w:color="auto" w:fill="F3F4F6"/>
+          </w:tcPr>
+          <w:p>
+            <w:pPr>
+              <w:spacing w:after="0"/>
+            </w:pPr>
+            <w:r/>
+            <w:r>
+              <w:rPr>
+                <w:b w:val="0"/>
+                <w:i w:val="0"/>
+                <w:sz w:val="15"/>
+              </w:rPr>
+              <w:t>1.96 x sd x sqrt(n)</w:t>
+            </w:r>
+          </w:p>
+        </w:tc>
+        <w:tc>
+          <w:tcPr>
+            <w:tcW w:type="dxa" w:w="850"/>
+            <w:shd w:val="clear" w:color="auto" w:fill="F3F4F6"/>
+          </w:tcPr>
+          <w:p>
+            <w:pPr>
+              <w:spacing w:after="0"/>
+            </w:pPr>
+            <w:r/>
+            <w:r>
+              <w:rPr>
+                <w:b w:val="0"/>
+                <w:i w:val="0"/>
+                <w:sz w:val="15"/>
+              </w:rPr>
+              <w:t>✓</w:t>
+            </w:r>
+          </w:p>
+        </w:tc>
+      </w:tr>
+      <w:tr>
+        <w:tc>
+          <w:tcPr>
+            <w:tcW w:type="dxa" w:w="624"/>
+          </w:tcPr>
+          <w:p>
+            <w:pPr>
+              <w:spacing w:after="0"/>
+            </w:pPr>
+            <w:r/>
+            <w:r>
+              <w:rPr>
+                <w:rFonts w:ascii="JetBrains Mono" w:hAnsi="JetBrains Mono" w:eastAsia="JetBrains Mono"/>
+                <w:b w:val="0"/>
+                <w:i w:val="0"/>
+                <w:sz w:val="12"/>
+              </w:rPr>
               <w:t>F-65</w:t>
             </w:r>
           </w:p>
@@ -32123,7 +34161,7 @@
                 <w:i w:val="0"/>
                 <w:sz w:val="15"/>
               </w:rPr>
-              <w:t>The gain comes from deciding per SKU with a clearance floor.</w:t>
+              <w:t>Sharper estimates barely add margin. So I fixed the decision.</w:t>
             </w:r>
           </w:p>
         </w:tc>
@@ -32177,6 +34215,775 @@
         <w:tc>
           <w:tcPr>
             <w:tcW w:type="dxa" w:w="850"/>
+          </w:tcPr>
+          <w:p>
+            <w:pPr>
+              <w:spacing w:after="0"/>
+            </w:pPr>
+            <w:r/>
+            <w:r>
+              <w:rPr>
+                <w:b w:val="0"/>
+                <w:i w:val="0"/>
+                <w:sz w:val="15"/>
+              </w:rPr>
+              <w:t>✓</w:t>
+            </w:r>
+          </w:p>
+        </w:tc>
+      </w:tr>
+      <w:tr>
+        <w:tc>
+          <w:tcPr>
+            <w:tcW w:type="dxa" w:w="624"/>
+            <w:shd w:val="clear" w:color="auto" w:fill="F3F4F6"/>
+          </w:tcPr>
+          <w:p>
+            <w:pPr>
+              <w:spacing w:after="0"/>
+            </w:pPr>
+            <w:r/>
+            <w:r>
+              <w:rPr>
+                <w:rFonts w:ascii="JetBrains Mono" w:hAnsi="JetBrains Mono" w:eastAsia="JetBrains Mono"/>
+                <w:b w:val="0"/>
+                <w:i w:val="0"/>
+                <w:sz w:val="12"/>
+              </w:rPr>
+              <w:t>F-68</w:t>
+            </w:r>
+          </w:p>
+        </w:tc>
+        <w:tc>
+          <w:tcPr>
+            <w:tcW w:type="dxa" w:w="1928"/>
+            <w:shd w:val="clear" w:color="auto" w:fill="F3F4F6"/>
+          </w:tcPr>
+          <w:p>
+            <w:pPr>
+              <w:spacing w:after="0"/>
+            </w:pPr>
+            <w:r/>
+            <w:r>
+              <w:rPr>
+                <w:b w:val="0"/>
+                <w:i w:val="0"/>
+                <w:sz w:val="15"/>
+              </w:rPr>
+              <w:t>+34,581</w:t>
+            </w:r>
+          </w:p>
+        </w:tc>
+        <w:tc>
+          <w:tcPr>
+            <w:tcW w:type="dxa" w:w="3402"/>
+            <w:shd w:val="clear" w:color="auto" w:fill="F3F4F6"/>
+          </w:tcPr>
+          <w:p>
+            <w:pPr>
+              <w:spacing w:after="0"/>
+            </w:pPr>
+            <w:r/>
+            <w:r>
+              <w:rPr>
+                <w:rFonts w:ascii="JetBrains Mono" w:hAnsi="JetBrains Mono" w:eastAsia="JetBrains Mono"/>
+                <w:b w:val="0"/>
+                <w:i w:val="0"/>
+                <w:sz w:val="12"/>
+              </w:rPr>
+              <w:t>outputs/markdown_summary.csv</w:t>
+            </w:r>
+            <w:r>
+              <w:rPr>
+                <w:b w:val="0"/>
+                <w:i w:val="0"/>
+                <w:sz w:val="15"/>
+              </w:rPr>
+              <w:t xml:space="preserve"> · policy=complete_pooling, margin_vs_fixed_30</w:t>
+            </w:r>
+          </w:p>
+        </w:tc>
+        <w:tc>
+          <w:tcPr>
+            <w:tcW w:type="dxa" w:w="3061"/>
+            <w:shd w:val="clear" w:color="auto" w:fill="F3F4F6"/>
+          </w:tcPr>
+          <w:p>
+            <w:pPr>
+              <w:spacing w:after="0"/>
+            </w:pPr>
+            <w:r/>
+            <w:r>
+              <w:rPr>
+                <w:b w:val="0"/>
+                <w:i w:val="0"/>
+                <w:sz w:val="15"/>
+              </w:rPr>
+              <w:t>-</w:t>
+            </w:r>
+          </w:p>
+        </w:tc>
+        <w:tc>
+          <w:tcPr>
+            <w:tcW w:type="dxa" w:w="850"/>
+            <w:shd w:val="clear" w:color="auto" w:fill="F3F4F6"/>
+          </w:tcPr>
+          <w:p>
+            <w:pPr>
+              <w:spacing w:after="0"/>
+            </w:pPr>
+            <w:r/>
+            <w:r>
+              <w:rPr>
+                <w:b w:val="0"/>
+                <w:i w:val="0"/>
+                <w:sz w:val="15"/>
+              </w:rPr>
+              <w:t>✓</w:t>
+            </w:r>
+          </w:p>
+        </w:tc>
+      </w:tr>
+      <w:tr>
+        <w:tc>
+          <w:tcPr>
+            <w:tcW w:type="dxa" w:w="624"/>
+          </w:tcPr>
+          <w:p>
+            <w:pPr>
+              <w:spacing w:after="0"/>
+            </w:pPr>
+            <w:r/>
+            <w:r>
+              <w:rPr>
+                <w:rFonts w:ascii="JetBrains Mono" w:hAnsi="JetBrains Mono" w:eastAsia="JetBrains Mono"/>
+                <w:b w:val="0"/>
+                <w:i w:val="0"/>
+                <w:sz w:val="12"/>
+              </w:rPr>
+              <w:t>F-69</w:t>
+            </w:r>
+          </w:p>
+        </w:tc>
+        <w:tc>
+          <w:tcPr>
+            <w:tcW w:type="dxa" w:w="1928"/>
+          </w:tcPr>
+          <w:p>
+            <w:pPr>
+              <w:spacing w:after="0"/>
+            </w:pPr>
+            <w:r/>
+            <w:r>
+              <w:rPr>
+                <w:b w:val="0"/>
+                <w:i w:val="0"/>
+                <w:sz w:val="15"/>
+              </w:rPr>
+              <w:t>estimate error 0.334</w:t>
+            </w:r>
+          </w:p>
+        </w:tc>
+        <w:tc>
+          <w:tcPr>
+            <w:tcW w:type="dxa" w:w="3402"/>
+          </w:tcPr>
+          <w:p>
+            <w:pPr>
+              <w:spacing w:after="0"/>
+            </w:pPr>
+            <w:r/>
+            <w:r>
+              <w:rPr>
+                <w:rFonts w:ascii="JetBrains Mono" w:hAnsi="JetBrains Mono" w:eastAsia="JetBrains Mono"/>
+                <w:b w:val="0"/>
+                <w:i w:val="0"/>
+                <w:sz w:val="12"/>
+              </w:rPr>
+              <w:t>outputs/elasticity_error.csv</w:t>
+            </w:r>
+            <w:r>
+              <w:rPr>
+                <w:b w:val="0"/>
+                <w:i w:val="0"/>
+                <w:sz w:val="15"/>
+              </w:rPr>
+              <w:t xml:space="preserve"> · estimator=complete_pooling, beta_mae</w:t>
+            </w:r>
+          </w:p>
+        </w:tc>
+        <w:tc>
+          <w:tcPr>
+            <w:tcW w:type="dxa" w:w="3061"/>
+          </w:tcPr>
+          <w:p>
+            <w:pPr>
+              <w:spacing w:after="0"/>
+            </w:pPr>
+            <w:r/>
+            <w:r>
+              <w:rPr>
+                <w:b w:val="0"/>
+                <w:i w:val="0"/>
+                <w:sz w:val="15"/>
+              </w:rPr>
+              <w:t>-</w:t>
+            </w:r>
+          </w:p>
+        </w:tc>
+        <w:tc>
+          <w:tcPr>
+            <w:tcW w:type="dxa" w:w="850"/>
+          </w:tcPr>
+          <w:p>
+            <w:pPr>
+              <w:spacing w:after="0"/>
+            </w:pPr>
+            <w:r/>
+            <w:r>
+              <w:rPr>
+                <w:b w:val="0"/>
+                <w:i w:val="0"/>
+                <w:sz w:val="15"/>
+              </w:rPr>
+              <w:t>✓</w:t>
+            </w:r>
+          </w:p>
+        </w:tc>
+      </w:tr>
+      <w:tr>
+        <w:tc>
+          <w:tcPr>
+            <w:tcW w:type="dxa" w:w="624"/>
+            <w:shd w:val="clear" w:color="auto" w:fill="F3F4F6"/>
+          </w:tcPr>
+          <w:p>
+            <w:pPr>
+              <w:spacing w:after="0"/>
+            </w:pPr>
+            <w:r/>
+            <w:r>
+              <w:rPr>
+                <w:rFonts w:ascii="JetBrains Mono" w:hAnsi="JetBrains Mono" w:eastAsia="JetBrains Mono"/>
+                <w:b w:val="0"/>
+                <w:i w:val="0"/>
+                <w:sz w:val="12"/>
+              </w:rPr>
+              <w:t>F-70</w:t>
+            </w:r>
+          </w:p>
+        </w:tc>
+        <w:tc>
+          <w:tcPr>
+            <w:tcW w:type="dxa" w:w="1928"/>
+            <w:shd w:val="clear" w:color="auto" w:fill="F3F4F6"/>
+          </w:tcPr>
+          <w:p>
+            <w:pPr>
+              <w:spacing w:after="0"/>
+            </w:pPr>
+            <w:r/>
+            <w:r>
+              <w:rPr>
+                <w:b w:val="0"/>
+                <w:i w:val="0"/>
+                <w:sz w:val="15"/>
+              </w:rPr>
+              <w:t>clears 90.6%</w:t>
+            </w:r>
+          </w:p>
+        </w:tc>
+        <w:tc>
+          <w:tcPr>
+            <w:tcW w:type="dxa" w:w="3402"/>
+            <w:shd w:val="clear" w:color="auto" w:fill="F3F4F6"/>
+          </w:tcPr>
+          <w:p>
+            <w:pPr>
+              <w:spacing w:after="0"/>
+            </w:pPr>
+            <w:r/>
+            <w:r>
+              <w:rPr>
+                <w:rFonts w:ascii="JetBrains Mono" w:hAnsi="JetBrains Mono" w:eastAsia="JetBrains Mono"/>
+                <w:b w:val="0"/>
+                <w:i w:val="0"/>
+                <w:sz w:val="12"/>
+              </w:rPr>
+              <w:t>outputs/markdown_summary.csv</w:t>
+            </w:r>
+            <w:r>
+              <w:rPr>
+                <w:b w:val="0"/>
+                <w:i w:val="0"/>
+                <w:sz w:val="15"/>
+              </w:rPr>
+              <w:t xml:space="preserve"> · policy=partial_pooling, share_events_hitting_target</w:t>
+            </w:r>
+          </w:p>
+        </w:tc>
+        <w:tc>
+          <w:tcPr>
+            <w:tcW w:type="dxa" w:w="3061"/>
+            <w:shd w:val="clear" w:color="auto" w:fill="F3F4F6"/>
+          </w:tcPr>
+          <w:p>
+            <w:pPr>
+              <w:spacing w:after="0"/>
+            </w:pPr>
+            <w:r/>
+            <w:r>
+              <w:rPr>
+                <w:b w:val="0"/>
+                <w:i w:val="0"/>
+                <w:sz w:val="15"/>
+              </w:rPr>
+              <w:t>x 100</w:t>
+            </w:r>
+          </w:p>
+        </w:tc>
+        <w:tc>
+          <w:tcPr>
+            <w:tcW w:type="dxa" w:w="850"/>
+            <w:shd w:val="clear" w:color="auto" w:fill="F3F4F6"/>
+          </w:tcPr>
+          <w:p>
+            <w:pPr>
+              <w:spacing w:after="0"/>
+            </w:pPr>
+            <w:r/>
+            <w:r>
+              <w:rPr>
+                <w:b w:val="0"/>
+                <w:i w:val="0"/>
+                <w:sz w:val="15"/>
+              </w:rPr>
+              <w:t>✓</w:t>
+            </w:r>
+          </w:p>
+        </w:tc>
+      </w:tr>
+      <w:tr>
+        <w:tc>
+          <w:tcPr>
+            <w:tcW w:type="dxa" w:w="624"/>
+          </w:tcPr>
+          <w:p>
+            <w:pPr>
+              <w:spacing w:after="0"/>
+            </w:pPr>
+            <w:r/>
+            <w:r>
+              <w:rPr>
+                <w:rFonts w:ascii="JetBrains Mono" w:hAnsi="JetBrains Mono" w:eastAsia="JetBrains Mono"/>
+                <w:b w:val="0"/>
+                <w:i w:val="0"/>
+                <w:sz w:val="12"/>
+              </w:rPr>
+              <w:t>F-71</w:t>
+            </w:r>
+          </w:p>
+        </w:tc>
+        <w:tc>
+          <w:tcPr>
+            <w:tcW w:type="dxa" w:w="1928"/>
+          </w:tcPr>
+          <w:p>
+            <w:pPr>
+              <w:spacing w:after="0"/>
+            </w:pPr>
+            <w:r/>
+            <w:r>
+              <w:rPr>
+                <w:b w:val="0"/>
+                <w:i w:val="0"/>
+                <w:sz w:val="15"/>
+              </w:rPr>
+              <w:t>clears 71.1%</w:t>
+            </w:r>
+          </w:p>
+        </w:tc>
+        <w:tc>
+          <w:tcPr>
+            <w:tcW w:type="dxa" w:w="3402"/>
+          </w:tcPr>
+          <w:p>
+            <w:pPr>
+              <w:spacing w:after="0"/>
+            </w:pPr>
+            <w:r/>
+            <w:r>
+              <w:rPr>
+                <w:rFonts w:ascii="JetBrains Mono" w:hAnsi="JetBrains Mono" w:eastAsia="JetBrains Mono"/>
+                <w:b w:val="0"/>
+                <w:i w:val="0"/>
+                <w:sz w:val="12"/>
+              </w:rPr>
+              <w:t>outputs/markdown_summary.csv</w:t>
+            </w:r>
+            <w:r>
+              <w:rPr>
+                <w:b w:val="0"/>
+                <w:i w:val="0"/>
+                <w:sz w:val="15"/>
+              </w:rPr>
+              <w:t xml:space="preserve"> · policy=best_blanket_depth_hindsight, share_events_hitting_target</w:t>
+            </w:r>
+          </w:p>
+        </w:tc>
+        <w:tc>
+          <w:tcPr>
+            <w:tcW w:type="dxa" w:w="3061"/>
+          </w:tcPr>
+          <w:p>
+            <w:pPr>
+              <w:spacing w:after="0"/>
+            </w:pPr>
+            <w:r/>
+            <w:r>
+              <w:rPr>
+                <w:b w:val="0"/>
+                <w:i w:val="0"/>
+                <w:sz w:val="15"/>
+              </w:rPr>
+              <w:t>0.7105 exactly (71.05%); x 100, rounded half up to 1 dp as in the README (Python's float format would give 71.0)</w:t>
+            </w:r>
+          </w:p>
+        </w:tc>
+        <w:tc>
+          <w:tcPr>
+            <w:tcW w:type="dxa" w:w="850"/>
+          </w:tcPr>
+          <w:p>
+            <w:pPr>
+              <w:spacing w:after="0"/>
+            </w:pPr>
+            <w:r/>
+            <w:r>
+              <w:rPr>
+                <w:b w:val="0"/>
+                <w:i w:val="0"/>
+                <w:sz w:val="15"/>
+              </w:rPr>
+              <w:t>✓</w:t>
+            </w:r>
+          </w:p>
+        </w:tc>
+      </w:tr>
+      <w:tr>
+        <w:tc>
+          <w:tcPr>
+            <w:tcW w:type="dxa" w:w="624"/>
+            <w:shd w:val="clear" w:color="auto" w:fill="F3F4F6"/>
+          </w:tcPr>
+          <w:p>
+            <w:pPr>
+              <w:spacing w:after="0"/>
+            </w:pPr>
+            <w:r/>
+            <w:r>
+              <w:rPr>
+                <w:rFonts w:ascii="JetBrains Mono" w:hAnsi="JetBrains Mono" w:eastAsia="JetBrains Mono"/>
+                <w:b w:val="0"/>
+                <w:i w:val="0"/>
+                <w:sz w:val="12"/>
+              </w:rPr>
+              <w:t>F-72</w:t>
+            </w:r>
+          </w:p>
+        </w:tc>
+        <w:tc>
+          <w:tcPr>
+            <w:tcW w:type="dxa" w:w="1928"/>
+            <w:shd w:val="clear" w:color="auto" w:fill="F3F4F6"/>
+          </w:tcPr>
+          <w:p>
+            <w:pPr>
+              <w:spacing w:after="0"/>
+            </w:pPr>
+            <w:r/>
+            <w:r>
+              <w:rPr>
+                <w:b w:val="0"/>
+                <w:i w:val="0"/>
+                <w:sz w:val="15"/>
+              </w:rPr>
+              <w:t>clears 92.1% · today</w:t>
+            </w:r>
+          </w:p>
+        </w:tc>
+        <w:tc>
+          <w:tcPr>
+            <w:tcW w:type="dxa" w:w="3402"/>
+            <w:shd w:val="clear" w:color="auto" w:fill="F3F4F6"/>
+          </w:tcPr>
+          <w:p>
+            <w:pPr>
+              <w:spacing w:after="0"/>
+            </w:pPr>
+            <w:r/>
+            <w:r>
+              <w:rPr>
+                <w:rFonts w:ascii="JetBrains Mono" w:hAnsi="JetBrains Mono" w:eastAsia="JetBrains Mono"/>
+                <w:b w:val="0"/>
+                <w:i w:val="0"/>
+                <w:sz w:val="12"/>
+              </w:rPr>
+              <w:t>outputs/markdown_summary.csv</w:t>
+            </w:r>
+            <w:r>
+              <w:rPr>
+                <w:b w:val="0"/>
+                <w:i w:val="0"/>
+                <w:sz w:val="15"/>
+              </w:rPr>
+              <w:t xml:space="preserve"> · policy=fixed_30, share_events_hitting_target</w:t>
+            </w:r>
+          </w:p>
+        </w:tc>
+        <w:tc>
+          <w:tcPr>
+            <w:tcW w:type="dxa" w:w="3061"/>
+            <w:shd w:val="clear" w:color="auto" w:fill="F3F4F6"/>
+          </w:tcPr>
+          <w:p>
+            <w:pPr>
+              <w:spacing w:after="0"/>
+            </w:pPr>
+            <w:r/>
+            <w:r>
+              <w:rPr>
+                <w:b w:val="0"/>
+                <w:i w:val="0"/>
+                <w:sz w:val="15"/>
+              </w:rPr>
+              <w:t>x 100</w:t>
+            </w:r>
+          </w:p>
+        </w:tc>
+        <w:tc>
+          <w:tcPr>
+            <w:tcW w:type="dxa" w:w="850"/>
+            <w:shd w:val="clear" w:color="auto" w:fill="F3F4F6"/>
+          </w:tcPr>
+          <w:p>
+            <w:pPr>
+              <w:spacing w:after="0"/>
+            </w:pPr>
+            <w:r/>
+            <w:r>
+              <w:rPr>
+                <w:b w:val="0"/>
+                <w:i w:val="0"/>
+                <w:sz w:val="15"/>
+              </w:rPr>
+              <w:t>✓</w:t>
+            </w:r>
+          </w:p>
+        </w:tc>
+      </w:tr>
+      <w:tr>
+        <w:tc>
+          <w:tcPr>
+            <w:tcW w:type="dxa" w:w="624"/>
+          </w:tcPr>
+          <w:p>
+            <w:pPr>
+              <w:spacing w:after="0"/>
+            </w:pPr>
+            <w:r/>
+            <w:r>
+              <w:rPr>
+                <w:rFonts w:ascii="JetBrains Mono" w:hAnsi="JetBrains Mono" w:eastAsia="JetBrains Mono"/>
+                <w:b w:val="0"/>
+                <w:i w:val="0"/>
+                <w:sz w:val="12"/>
+              </w:rPr>
+              <w:t>F-73</w:t>
+            </w:r>
+          </w:p>
+        </w:tc>
+        <w:tc>
+          <w:tcPr>
+            <w:tcW w:type="dxa" w:w="1928"/>
+          </w:tcPr>
+          <w:p>
+            <w:pPr>
+              <w:spacing w:after="0"/>
+            </w:pPr>
+            <w:r/>
+            <w:r>
+              <w:rPr>
+                <w:b w:val="0"/>
+                <w:i w:val="0"/>
+                <w:sz w:val="15"/>
+              </w:rPr>
+              <w:t>THE FIX, IN THE REPO · choose(): best margin of 210 paths that still clears 75%</w:t>
+            </w:r>
+          </w:p>
+        </w:tc>
+        <w:tc>
+          <w:tcPr>
+            <w:tcW w:type="dxa" w:w="3402"/>
+          </w:tcPr>
+          <w:p>
+            <w:pPr>
+              <w:spacing w:after="0"/>
+            </w:pPr>
+            <w:r/>
+            <w:r>
+              <w:rPr>
+                <w:rFonts w:ascii="JetBrains Mono" w:hAnsi="JetBrains Mono" w:eastAsia="JetBrains Mono"/>
+                <w:b w:val="0"/>
+                <w:i w:val="0"/>
+                <w:sz w:val="12"/>
+              </w:rPr>
+              <w:t>src/markdown_optimizer/optimize.py:50-73; tests/test_optimize.py:26</w:t>
+            </w:r>
+            <w:r>
+              <w:rPr>
+                <w:b w:val="0"/>
+                <w:i w:val="0"/>
+                <w:sz w:val="15"/>
+              </w:rPr>
+              <w:t xml:space="preserve"> · choose(), plan_events()</w:t>
+            </w:r>
+          </w:p>
+        </w:tc>
+        <w:tc>
+          <w:tcPr>
+            <w:tcW w:type="dxa" w:w="3061"/>
+          </w:tcPr>
+          <w:p>
+            <w:pPr>
+              <w:spacing w:after="0"/>
+            </w:pPr>
+            <w:r/>
+            <w:r>
+              <w:rPr>
+                <w:b w:val="0"/>
+                <w:i w:val="0"/>
+                <w:sz w:val="15"/>
+              </w:rPr>
+              <w:t>-</w:t>
+            </w:r>
+          </w:p>
+        </w:tc>
+        <w:tc>
+          <w:tcPr>
+            <w:tcW w:type="dxa" w:w="850"/>
+          </w:tcPr>
+          <w:p>
+            <w:pPr>
+              <w:spacing w:after="0"/>
+            </w:pPr>
+            <w:r/>
+            <w:r>
+              <w:rPr>
+                <w:b w:val="0"/>
+                <w:i w:val="0"/>
+                <w:sz w:val="15"/>
+              </w:rPr>
+              <w:t>✓</w:t>
+            </w:r>
+          </w:p>
+        </w:tc>
+      </w:tr>
+      <w:tr>
+        <w:tc>
+          <w:tcPr>
+            <w:tcW w:type="dxa" w:w="624"/>
+            <w:shd w:val="clear" w:color="auto" w:fill="F3F4F6"/>
+          </w:tcPr>
+          <w:p>
+            <w:pPr>
+              <w:spacing w:after="0"/>
+            </w:pPr>
+            <w:r/>
+            <w:r>
+              <w:rPr>
+                <w:rFonts w:ascii="JetBrains Mono" w:hAnsi="JetBrains Mono" w:eastAsia="JetBrains Mono"/>
+                <w:b w:val="0"/>
+                <w:i w:val="0"/>
+                <w:sz w:val="12"/>
+              </w:rPr>
+              <w:t>F-74</w:t>
+            </w:r>
+          </w:p>
+        </w:tc>
+        <w:tc>
+          <w:tcPr>
+            <w:tcW w:type="dxa" w:w="1928"/>
+            <w:shd w:val="clear" w:color="auto" w:fill="F3F4F6"/>
+          </w:tcPr>
+          <w:p>
+            <w:pPr>
+              <w:spacing w:after="0"/>
+            </w:pPr>
+            <w:r/>
+            <w:r>
+              <w:rPr>
+                <w:b w:val="0"/>
+                <w:i w:val="0"/>
+                <w:sz w:val="15"/>
+              </w:rPr>
+              <w:t>under 2% of the total</w:t>
+            </w:r>
+          </w:p>
+        </w:tc>
+        <w:tc>
+          <w:tcPr>
+            <w:tcW w:type="dxa" w:w="3402"/>
+            <w:shd w:val="clear" w:color="auto" w:fill="F3F4F6"/>
+          </w:tcPr>
+          <w:p>
+            <w:pPr>
+              <w:spacing w:after="0"/>
+            </w:pPr>
+            <w:r/>
+            <w:r>
+              <w:rPr>
+                <w:rFonts w:ascii="JetBrains Mono" w:hAnsi="JetBrains Mono" w:eastAsia="JetBrains Mono"/>
+                <w:b w:val="0"/>
+                <w:i w:val="0"/>
+                <w:sz w:val="12"/>
+              </w:rPr>
+              <w:t>outputs/pooling_comparison.csv; outputs/results.json</w:t>
+            </w:r>
+            <w:r>
+              <w:rPr>
+                <w:b w:val="0"/>
+                <w:i w:val="0"/>
+                <w:sz w:val="15"/>
+              </w:rPr>
+              <w:t xml:space="preserve"> · margin_difference / margin_partial_pooling</w:t>
+            </w:r>
+          </w:p>
+        </w:tc>
+        <w:tc>
+          <w:tcPr>
+            <w:tcW w:type="dxa" w:w="3061"/>
+            <w:shd w:val="clear" w:color="auto" w:fill="F3F4F6"/>
+          </w:tcPr>
+          <w:p>
+            <w:pPr>
+              <w:spacing w:after="0"/>
+            </w:pPr>
+            <w:r/>
+            <w:r>
+              <w:rPr>
+                <w:b w:val="0"/>
+                <w:i w:val="0"/>
+                <w:sz w:val="15"/>
+              </w:rPr>
+              <w:t>1,046 / 56,628 = 1.8%</w:t>
+            </w:r>
+          </w:p>
+        </w:tc>
+        <w:tc>
+          <w:tcPr>
+            <w:tcW w:type="dxa" w:w="850"/>
+            <w:shd w:val="clear" w:color="auto" w:fill="F3F4F6"/>
           </w:tcPr>
           <w:p>
             <w:pPr>
@@ -32207,7 +35014,7 @@
           <w:i w:val="0"/>
           <w:sz w:val="18"/>
         </w:rPr>
-        <w:t>Assumptions: A-02, A-06, A-07</w:t>
+        <w:t>Assumptions: A-02, A-03, A-06, A-07, A-09</w:t>
       </w:r>
     </w:p>
     <w:p>
@@ -32234,7 +35041,35 @@
           <w:i w:val="0"/>
           <w:sz w:val="18"/>
         </w:rPr>
-        <w:t>• Bar lengths: 1,000 px track = +43,496 (the upper bound).</w:t>
+        <w:t>• Bar lengths: one shared scale in both panels, 240 px track = +45,000 margin over the 30% rule.</w:t>
+      </w:r>
+    </w:p>
+    <w:p>
+      <w:pPr>
+        <w:spacing w:after="20"/>
+        <w:ind w:left="283"/>
+      </w:pPr>
+      <w:r>
+        <w:rPr>
+          <w:b w:val="0"/>
+          <w:i w:val="0"/>
+          <w:sz w:val="18"/>
+        </w:rPr>
+        <w:t>• 'TRAP' marks the option that looks like the win (lowest estimate error) but adds almost no margin; all lesson bars are neutral grey on purpose.</w:t>
+      </w:r>
+    </w:p>
+    <w:p>
+      <w:pPr>
+        <w:spacing w:after="20"/>
+        <w:ind w:left="283"/>
+      </w:pPr>
+      <w:r>
+        <w:rPr>
+          <w:b w:val="0"/>
+          <w:i w:val="0"/>
+          <w:sz w:val="18"/>
+        </w:rPr>
+        <w:t>• 'Own path' and 'Blend of both' are the same policy (partial pooling + per-SKU ladder search), shown once on each panel.</w:t>
       </w:r>
     </w:p>
     <w:p>
@@ -32244,7 +35079,7 @@
           <w:i w:val="0"/>
           <w:sz w:val="18"/>
         </w:rPr>
-        <w:t>To change this slide: Rows #twist-r1..r4 (bar widths are inline styles) in compositions/s06-twist.html.</w:t>
+        <w:t>To change this slide: Rows #twist-l1..l3 / #twist-r1..r3 (bar widths are inline styles) and #twist-payoff in compositions/s06-twist.html.</w:t>
       </w:r>
     </w:p>
     <w:p>
@@ -32268,7 +35103,7 @@
           <w:color w:val="4B5563"/>
           <w:sz w:val="18"/>
         </w:rPr>
-        <w:t xml:space="preserve">84.4-88.8 s · composition </w:t>
+        <w:t xml:space="preserve">87.0-91.4 s · composition </w:t>
       </w:r>
       <w:r>
         <w:rPr>
@@ -32409,6 +35244,21 @@
     </w:p>
     <w:p>
       <w:pPr>
+        <w:spacing w:after="20"/>
+        <w:ind w:left="283"/>
+      </w:pPr>
+      <w:r>
+        <w:rPr>
+          <w:b w:val="0"/>
+          <w:i w:val="0"/>
+          <w:color w:val="4B5563"/>
+          <w:sz w:val="18"/>
+        </w:rPr>
+        <w:t>One command rebuilds every table the numbers in this video come from.</w:t>
+      </w:r>
+    </w:p>
+    <w:p>
+      <w:pPr>
         <w:spacing w:after="40"/>
       </w:pPr>
       <w:r>
@@ -32580,7 +35430,7 @@
                 <w:i w:val="0"/>
                 <w:sz w:val="15"/>
               </w:rPr>
-              <w:t>make run ≈ 10 s / ~10 s</w:t>
+              <w:t>make run ≈ 10 s · offline / ~10 s</w:t>
             </w:r>
           </w:p>
         </w:tc>
@@ -33196,7 +36046,7 @@
                 <w:i w:val="0"/>
                 <w:sz w:val="15"/>
               </w:rPr>
-              <w:t>F-17, F-18, F-19, F-36, F-37, F-38, F-39, F-40, F-41, F-42, F-43, F-44, F-53, F-54, F-58, F-60, F-61, F-62, F-63, F-64</w:t>
+              <w:t>F-17, F-18, F-19, F-36, F-37, F-38, F-39, F-40, F-41, F-42, F-43, F-44, F-53, F-54, F-58, F-60, F-61, F-63, F-64, F-68</w:t>
             </w:r>
           </w:p>
         </w:tc>
@@ -33297,7 +36147,7 @@
                 <w:i w:val="0"/>
                 <w:sz w:val="15"/>
               </w:rPr>
-              <w:t>F-16, F-25, F-45, F-51, F-56</w:t>
+              <w:t>F-16, F-25, F-45, F-51, F-56, F-70, F-71, F-72, F-73</w:t>
             </w:r>
           </w:p>
         </w:tc>
@@ -33316,7 +36166,7 @@
                 <w:i w:val="0"/>
                 <w:sz w:val="15"/>
               </w:rPr>
-              <w:t>03, 04, 05, 07, 08</w:t>
+              <w:t>03, 04, 05, 07, 08, 09</w:t>
             </w:r>
           </w:p>
         </w:tc>
@@ -33397,7 +36247,7 @@
                 <w:i w:val="0"/>
                 <w:sz w:val="15"/>
               </w:rPr>
-              <w:t>F-11, F-17, F-18, F-19, F-20, F-43, F-44, F-46, F-47, F-53, F-58, F-60, F-61, F-62</w:t>
+              <w:t>F-11, F-17, F-18, F-19, F-20, F-43, F-44, F-46, F-47, F-53, F-58, F-60, F-61, F-68</w:t>
             </w:r>
           </w:p>
         </w:tc>
@@ -33517,7 +36367,7 @@
                 <w:i w:val="0"/>
                 <w:sz w:val="15"/>
               </w:rPr>
-              <w:t>02, 03, 04, 05</w:t>
+              <w:t>02, 03, 04, 05, 09</w:t>
             </w:r>
           </w:p>
         </w:tc>
@@ -33598,7 +36448,7 @@
                 <w:i w:val="0"/>
                 <w:sz w:val="15"/>
               </w:rPr>
-              <w:t>F-17, F-18, F-20, F-21, F-44, F-47, F-48, F-53, F-57, F-58, F-60, F-61, F-62</w:t>
+              <w:t>F-17, F-18, F-20, F-21, F-44, F-47, F-48, F-53, F-57, F-58, F-60, F-61, F-68</w:t>
             </w:r>
           </w:p>
         </w:tc>
@@ -33699,7 +36549,7 @@
                 <w:i w:val="0"/>
                 <w:sz w:val="15"/>
               </w:rPr>
-              <w:t>F-15, F-19, F-20, F-26, F-28, F-43, F-44, F-46, F-47, F-53, F-54, F-56, F-57, F-58, F-60, F-61, F-62, F-63, F-64</w:t>
+              <w:t>F-15, F-19, F-20, F-26, F-28, F-43, F-44, F-46, F-47, F-53, F-54, F-56, F-57, F-58, F-60, F-61, F-63, F-64, F-68</w:t>
             </w:r>
           </w:p>
         </w:tc>
@@ -33819,7 +36669,7 @@
                 <w:i w:val="0"/>
                 <w:sz w:val="15"/>
               </w:rPr>
-              <w:t>04, 05, 06, 08</w:t>
+              <w:t>04, 05, 06, 08, 09</w:t>
             </w:r>
           </w:p>
         </w:tc>
@@ -33900,7 +36750,7 @@
                 <w:i w:val="0"/>
                 <w:sz w:val="15"/>
               </w:rPr>
-              <w:t>F-51, F-56, F-57</w:t>
+              <w:t>F-51, F-56, F-57, F-70, F-72</w:t>
             </w:r>
           </w:p>
         </w:tc>
@@ -33919,7 +36769,7 @@
                 <w:i w:val="0"/>
                 <w:sz w:val="15"/>
               </w:rPr>
-              <w:t>07, 08</w:t>
+              <w:t>07, 08, 09</w:t>
             </w:r>
           </w:p>
         </w:tc>
@@ -34020,7 +36870,7 @@
                 <w:i w:val="0"/>
                 <w:sz w:val="15"/>
               </w:rPr>
-              <w:t>04, 06, 08</w:t>
+              <w:t>04, 06, 08, 09</w:t>
             </w:r>
           </w:p>
         </w:tc>
@@ -34181,7 +37031,7 @@
                 <w:i w:val="0"/>
                 <w:sz w:val="15"/>
               </w:rPr>
-              <w:t>A-12: Video rounding: margins to whole currency units with thousands separators, percentages to whole numbers or 1 decimal, elasticity MAE to 3 decimals, elasticities to 2 decimals; '~10 s' and '3 years' are rounded labels</w:t>
+              <w:t>A-12: Video rounding: margins to whole currency units with thousands separators, percentages to whole numbers or 1 decimal, elasticity MAE to 3 decimals, elasticities to 2 decimals; '~10 s' and '3 years' are rounded labels; event hit rates to 1 decimal</w:t>
             </w:r>
           </w:p>
         </w:tc>
@@ -34201,7 +37051,7 @@
                 <w:i w:val="0"/>
                 <w:sz w:val="15"/>
               </w:rPr>
-              <w:t>F-13, F-19, F-20, F-21, F-36, F-37, F-38, F-39, F-40, F-43, F-44, F-46, F-47, F-50, F-51, F-53, F-54, F-55, F-56, F-57, F-58, F-60, F-61, F-62, F-63, F-64</w:t>
+              <w:t>F-13, F-19, F-20, F-21, F-36, F-37, F-38, F-39, F-40, F-43, F-44, F-46, F-47, F-50, F-51, F-53, F-54, F-55, F-56, F-57, F-58, F-60, F-61, F-63, F-64, F-68</w:t>
             </w:r>
           </w:p>
         </w:tc>
@@ -34535,7 +37385,35 @@
           <w:i w:val="0"/>
           <w:sz w:val="19"/>
         </w:rPr>
-        <w:t>• The plan sells through slightly less than the 30% rule (92.0% vs 93.0%) and hits the 75% target on 90.6% of events vs 92.1% (README 'The result'); slide 08 shows the sell-through pair.</w:t>
+        <w:t>• The plan sells through slightly less than the 30% rule (92.0% vs 93.0%) and hits the 75% target on 90.6% of events vs 92.1% (README 'The result'); slide 08 shows the sell-through pair and slide 09 the hit-rate trio. Closing that gap (planning on the 25th percentile of demand) is a README next step, not built.</w:t>
+      </w:r>
+    </w:p>
+    <w:p>
+      <w:pPr>
+        <w:spacing w:after="40"/>
+        <w:ind w:left="227"/>
+      </w:pPr>
+      <w:r>
+        <w:rPr>
+          <w:b w:val="0"/>
+          <w:i w:val="0"/>
+          <w:sz w:val="19"/>
+        </w:rPr>
+        <w:t>• Slide 09 no longer shows the oracle row (+43,496 over the 30% rule, README 'The result' table) or the 'complete pooling is beaten by partial pooling by 3,169 ± 1,893' comparison (outputs/pooling_comparison.csv); slide 08 still shows the oracle total (62,373).</w:t>
+      </w:r>
+    </w:p>
+    <w:p>
+      <w:pPr>
+        <w:spacing w:after="40"/>
+        <w:ind w:left="227"/>
+      </w:pPr>
+      <w:r>
+        <w:rPr>
+          <w:b w:val="0"/>
+          <w:i w:val="0"/>
+          <w:sz w:val="19"/>
+        </w:rPr>
+        <w:t>• The architecture slide no longer names the 4 estimators or the no-markdown arm; both are in the README results table and outputs/markdown_summary.csv.</w:t>
       </w:r>
     </w:p>
     <w:p>
